--- a/TS Jatai Ghanam Project/TS 2.3/TS 2.3 Ghanam Sanskrit Corrections.docx
+++ b/TS Jatai Ghanam Project/TS 2.3/TS 2.3 Ghanam Sanskrit Corrections.docx
@@ -1,7 +1,2950 @@
 
 <file path=word/document.xml><?xml version="1.0" encoding="utf-8"?>
-<w:document xmlns:wpc="http://schemas.microsoft.com/office/word/2010/wordprocessingCanvas" xmlns:cx="http://schemas.microsoft.com/office/drawing/2014/chartex" xmlns:cx1="http://schemas.microsoft.com/office/drawing/2015/9/8/chartex" xmlns:cx2="http://schemas.microsoft.com/office/drawing/2015/10/21/chartex" xmlns:cx3="http://schemas.microsoft.com/office/drawing/2016/5/9/chartex" xmlns:cx4="http://schemas.microsoft.com/office/drawing/2016/5/10/chartex" xmlns:cx5="http://schemas.microsoft.com/office/drawing/2016/5/11/chartex" xmlns:cx6="http://schemas.microsoft.com/office/drawing/2016/5/12/chartex" xmlns:cx7="http://schemas.microsoft.com/office/drawing/2016/5/13/chartex" xmlns:cx8="http://schemas.microsoft.com/office/drawing/2016/5/14/chartex" xmlns:mc="http://schemas.openxmlformats.org/markup-compatibility/2006" xmlns:aink="http://schemas.microsoft.com/office/drawing/2016/ink" xmlns:am3d="http://schemas.microsoft.com/office/drawing/2017/model3d" xmlns:o="urn:schemas-microsoft-com:office:office" xmlns:oel="http://schemas.microsoft.com/office/2019/extlst" xmlns:r="http://schemas.openxmlformats.org/officeDocument/2006/relationships" xmlns:m="http://schemas.openxmlformats.org/officeDocument/2006/math" xmlns:v="urn:schemas-microsoft-com:vml" xmlns:wp14="http://schemas.microsoft.com/office/word/2010/wordprocessingDrawing" xmlns:wp="http://schemas.openxmlformats.org/drawingml/2006/wordprocessingDrawing" xmlns:w10="urn:schemas-microsoft-com:office:word" xmlns:w="http://schemas.openxmlformats.org/wordprocessingml/2006/main" xmlns:w14="http://schemas.microsoft.com/office/word/2010/wordml" xmlns:w15="http://schemas.microsoft.com/office/word/2012/wordml" xmlns:w16cex="http://schemas.microsoft.com/office/word/2018/wordml/cex" xmlns:w16cid="http://schemas.microsoft.com/office/word/2016/wordml/cid" xmlns:w16="http://schemas.microsoft.com/office/word/2018/wordml" xmlns:w16sdtdh="http://schemas.microsoft.com/office/word/2020/wordml/sdtdatahash" xmlns:w16se="http://schemas.microsoft.com/office/word/2015/wordml/symex" xmlns:wpg="http://schemas.microsoft.com/office/word/2010/wordprocessingGroup" xmlns:wpi="http://schemas.microsoft.com/office/word/2010/wordprocessingInk" xmlns:wne="http://schemas.microsoft.com/office/word/2006/wordml" xmlns:wps="http://schemas.microsoft.com/office/word/2010/wordprocessingShape" mc:Ignorable="w14 w15 w16se w16cid w16 w16cex w16sdtdh wp14">
+<w:document xmlns:wpc="http://schemas.microsoft.com/office/word/2010/wordprocessingCanvas" xmlns:cx="http://schemas.microsoft.com/office/drawing/2014/chartex" xmlns:cx1="http://schemas.microsoft.com/office/drawing/2015/9/8/chartex" xmlns:cx2="http://schemas.microsoft.com/office/drawing/2015/10/21/chartex" xmlns:cx3="http://schemas.microsoft.com/office/drawing/2016/5/9/chartex" xmlns:cx4="http://schemas.microsoft.com/office/drawing/2016/5/10/chartex" xmlns:cx5="http://schemas.microsoft.com/office/drawing/2016/5/11/chartex" xmlns:cx6="http://schemas.microsoft.com/office/drawing/2016/5/12/chartex" xmlns:cx7="http://schemas.microsoft.com/office/drawing/2016/5/13/chartex" xmlns:cx8="http://schemas.microsoft.com/office/drawing/2016/5/14/chartex" xmlns:mc="http://schemas.openxmlformats.org/markup-compatibility/2006" xmlns:aink="http://schemas.microsoft.com/office/drawing/2016/ink" xmlns:am3d="http://schemas.microsoft.com/office/drawing/2017/model3d" xmlns:o="urn:schemas-microsoft-com:office:office" xmlns:oel="http://schemas.microsoft.com/office/2019/extlst" xmlns:r="http://schemas.openxmlformats.org/officeDocument/2006/relationships" xmlns:m="http://schemas.openxmlformats.org/officeDocument/2006/math" xmlns:v="urn:schemas-microsoft-com:vml" xmlns:wp14="http://schemas.microsoft.com/office/word/2010/wordprocessingDrawing" xmlns:wp="http://schemas.openxmlformats.org/drawingml/2006/wordprocessingDrawing" xmlns:w10="urn:schemas-microsoft-com:office:word" xmlns:w="http://schemas.openxmlformats.org/wordprocessingml/2006/main" xmlns:w14="http://schemas.microsoft.com/office/word/2010/wordml" xmlns:w15="http://schemas.microsoft.com/office/word/2012/wordml" xmlns:w16cex="http://schemas.microsoft.com/office/word/2018/wordml/cex" xmlns:w16cid="http://schemas.microsoft.com/office/word/2016/wordml/cid" xmlns:w16="http://schemas.microsoft.com/office/word/2018/wordml" xmlns:w16du="http://schemas.microsoft.com/office/word/2023/wordml/word16du" xmlns:w16sdtdh="http://schemas.microsoft.com/office/word/2020/wordml/sdtdatahash" xmlns:w16sdtfl="http://schemas.microsoft.com/office/word/2024/wordml/sdtformatlock" xmlns:w16se="http://schemas.microsoft.com/office/word/2015/wordml/symex" xmlns:wpg="http://schemas.microsoft.com/office/word/2010/wordprocessingGroup" xmlns:wpi="http://schemas.microsoft.com/office/word/2010/wordprocessingInk" xmlns:wne="http://schemas.microsoft.com/office/word/2006/wordml" xmlns:wps="http://schemas.microsoft.com/office/word/2010/wordprocessingShape" mc:Ignorable="w14 w15 w16se w16cid w16 w16cex w16sdtdh w16sdtfl w16du wp14">
   <w:body>
+    <w:p>
+      <w:pPr>
+        <w:spacing w:before="0" w:line="240" w:lineRule="auto"/>
+        <w:jc w:val="center"/>
+        <w:rPr>
+          <w:b/>
+          <w:bCs/>
+          <w:sz w:val="32"/>
+          <w:szCs w:val="32"/>
+          <w:u w:val="single"/>
+        </w:rPr>
+      </w:pPr>
+      <w:r>
+        <w:rPr>
+          <w:b/>
+          <w:bCs/>
+          <w:sz w:val="32"/>
+          <w:szCs w:val="32"/>
+          <w:u w:val="single"/>
+        </w:rPr>
+        <w:t xml:space="preserve">TS </w:t>
+      </w:r>
+      <w:r>
+        <w:rPr>
+          <w:b/>
+          <w:bCs/>
+          <w:sz w:val="32"/>
+          <w:szCs w:val="32"/>
+          <w:u w:val="single"/>
+        </w:rPr>
+        <w:t>Ghanam</w:t>
+      </w:r>
+      <w:r>
+        <w:rPr>
+          <w:b/>
+          <w:bCs/>
+          <w:sz w:val="32"/>
+          <w:szCs w:val="32"/>
+          <w:u w:val="single"/>
+        </w:rPr>
+        <w:t xml:space="preserve"> – TS 2.3 </w:t>
+      </w:r>
+      <w:r>
+        <w:rPr>
+          <w:b/>
+          <w:bCs/>
+          <w:sz w:val="32"/>
+          <w:szCs w:val="32"/>
+          <w:u w:val="single"/>
+        </w:rPr>
+        <w:t>Sanskrit</w:t>
+      </w:r>
+      <w:r>
+        <w:rPr>
+          <w:b/>
+          <w:bCs/>
+          <w:sz w:val="32"/>
+          <w:szCs w:val="32"/>
+          <w:u w:val="single"/>
+        </w:rPr>
+        <w:t xml:space="preserve"> Corrections – Observed </w:t>
+      </w:r>
+      <w:proofErr w:type="gramStart"/>
+      <w:r>
+        <w:rPr>
+          <w:b/>
+          <w:bCs/>
+          <w:sz w:val="32"/>
+          <w:szCs w:val="32"/>
+          <w:u w:val="single"/>
+        </w:rPr>
+        <w:t xml:space="preserve">till </w:t>
+      </w:r>
+      <w:r>
+        <w:rPr>
+          <w:b/>
+          <w:bCs/>
+          <w:sz w:val="32"/>
+          <w:szCs w:val="32"/>
+          <w:highlight w:val="red"/>
+          <w:u w:val="single"/>
+        </w:rPr>
+        <w:t>?????</w:t>
+      </w:r>
+      <w:proofErr w:type="gramEnd"/>
+    </w:p>
+    <w:p>
+      <w:pPr>
+        <w:spacing w:before="0" w:line="240" w:lineRule="auto"/>
+        <w:jc w:val="center"/>
+        <w:rPr>
+          <w:b/>
+          <w:bCs/>
+          <w:sz w:val="28"/>
+          <w:szCs w:val="32"/>
+        </w:rPr>
+      </w:pPr>
+      <w:r>
+        <w:rPr>
+          <w:b/>
+          <w:bCs/>
+          <w:sz w:val="28"/>
+          <w:szCs w:val="32"/>
+        </w:rPr>
+        <w:t>(ignore those which are already incorporated in your book’s version and date)</w:t>
+      </w:r>
+    </w:p>
+    <w:tbl>
+      <w:tblPr>
+        <w:tblW w:w="14537" w:type="dxa"/>
+        <w:tblInd w:w="-792" w:type="dxa"/>
+        <w:tblBorders>
+          <w:top w:val="single" w:sz="4" w:space="0" w:color="000000"/>
+          <w:left w:val="single" w:sz="4" w:space="0" w:color="000000"/>
+          <w:bottom w:val="single" w:sz="4" w:space="0" w:color="000000"/>
+          <w:right w:val="single" w:sz="4" w:space="0" w:color="000000"/>
+          <w:insideH w:val="single" w:sz="4" w:space="0" w:color="000000"/>
+          <w:insideV w:val="single" w:sz="4" w:space="0" w:color="000000"/>
+        </w:tblBorders>
+        <w:tblLook w:val="04A0" w:firstRow="1" w:lastRow="0" w:firstColumn="1" w:lastColumn="0" w:noHBand="0" w:noVBand="1"/>
+      </w:tblPr>
+      <w:tblGrid>
+        <w:gridCol w:w="7166"/>
+        <w:gridCol w:w="7371"/>
+      </w:tblGrid>
+      <w:tr>
+        <w:tc>
+          <w:tcPr>
+            <w:tcW w:w="7166" w:type="dxa"/>
+          </w:tcPr>
+          <w:p>
+            <w:pPr>
+              <w:spacing w:before="0" w:line="240" w:lineRule="auto"/>
+              <w:jc w:val="center"/>
+              <w:rPr>
+                <w:b/>
+                <w:sz w:val="32"/>
+                <w:szCs w:val="32"/>
+              </w:rPr>
+            </w:pPr>
+            <w:r>
+              <w:rPr>
+                <w:b/>
+                <w:sz w:val="32"/>
+                <w:szCs w:val="32"/>
+              </w:rPr>
+              <w:t>As Printed</w:t>
+            </w:r>
+          </w:p>
+        </w:tc>
+        <w:tc>
+          <w:tcPr>
+            <w:tcW w:w="7371" w:type="dxa"/>
+          </w:tcPr>
+          <w:p>
+            <w:pPr>
+              <w:spacing w:before="0" w:line="240" w:lineRule="auto"/>
+              <w:ind w:right="-18"/>
+              <w:jc w:val="center"/>
+              <w:rPr>
+                <w:b/>
+                <w:sz w:val="32"/>
+                <w:szCs w:val="32"/>
+              </w:rPr>
+            </w:pPr>
+            <w:r>
+              <w:rPr>
+                <w:b/>
+                <w:sz w:val="32"/>
+                <w:szCs w:val="32"/>
+              </w:rPr>
+              <w:t>To be read as or corrected as</w:t>
+            </w:r>
+            <w:r>
+              <w:rPr>
+                <w:b/>
+                <w:sz w:val="32"/>
+                <w:szCs w:val="32"/>
+              </w:rPr>
+              <w:t xml:space="preserve"> </w:t>
+            </w:r>
+          </w:p>
+        </w:tc>
+      </w:tr>
+      <w:tr>
+        <w:trPr>
+          <w:trHeight w:val="4017"/>
+        </w:trPr>
+        <w:tc>
+          <w:tcPr>
+            <w:tcW w:w="7166" w:type="dxa"/>
+          </w:tcPr>
+          <w:p>
+            <w:pPr>
+              <w:widowControl w:val="0"/>
+              <w:autoSpaceDE w:val="0"/>
+              <w:autoSpaceDN w:val="0"/>
+              <w:adjustRightInd w:val="0"/>
+              <w:spacing w:before="0" w:line="240" w:lineRule="auto"/>
+              <w:rPr>
+                <w:rFonts w:ascii="BRH Devanagari Extra" w:hAnsi="BRH Devanagari Extra" w:cs="BRH Devanagari Extra"/>
+                <w:color w:val="000000"/>
+                <w:sz w:val="32"/>
+                <w:szCs w:val="40"/>
+              </w:rPr>
+            </w:pPr>
+            <w:r>
+              <w:rPr>
+                <w:rFonts w:cs="BRH Devanagari Extra"/>
+                <w:color w:val="000000"/>
+                <w:szCs w:val="40"/>
+              </w:rPr>
+              <w:t>64</w:t>
+            </w:r>
+            <w:r>
+              <w:rPr>
+                <w:rFonts w:ascii="BRH Devanagari Extra" w:hAnsi="BRH Devanagari Extra" w:cs="BRH Devanagari Extra"/>
+                <w:color w:val="000000"/>
+                <w:sz w:val="32"/>
+                <w:szCs w:val="40"/>
+              </w:rPr>
+              <w:t>)</w:t>
+            </w:r>
+            <w:r>
+              <w:rPr>
+                <w:rFonts w:ascii="BRH Devanagari Extra" w:hAnsi="BRH Devanagari Extra" w:cs="BRH Devanagari Extra"/>
+                <w:color w:val="000000"/>
+                <w:sz w:val="32"/>
+                <w:szCs w:val="40"/>
+              </w:rPr>
+              <w:tab/>
+            </w:r>
+            <w:r>
+              <w:rPr>
+                <w:rFonts w:cs="BRH Devanagari Extra"/>
+                <w:color w:val="000000"/>
+                <w:szCs w:val="40"/>
+              </w:rPr>
+              <w:t>2</w:t>
+            </w:r>
+            <w:r>
+              <w:rPr>
+                <w:rFonts w:ascii="BRH Devanagari Extra" w:hAnsi="BRH Devanagari Extra" w:cs="BRH Devanagari Extra"/>
+                <w:color w:val="000000"/>
+                <w:sz w:val="32"/>
+                <w:szCs w:val="40"/>
+              </w:rPr>
+              <w:t>.</w:t>
+            </w:r>
+            <w:r>
+              <w:rPr>
+                <w:rFonts w:cs="BRH Devanagari Extra"/>
+                <w:color w:val="000000"/>
+                <w:szCs w:val="40"/>
+              </w:rPr>
+              <w:t>3</w:t>
+            </w:r>
+            <w:r>
+              <w:rPr>
+                <w:rFonts w:ascii="BRH Devanagari Extra" w:hAnsi="BRH Devanagari Extra" w:cs="BRH Devanagari Extra"/>
+                <w:color w:val="000000"/>
+                <w:sz w:val="32"/>
+                <w:szCs w:val="40"/>
+              </w:rPr>
+              <w:t>.</w:t>
+            </w:r>
+            <w:r>
+              <w:rPr>
+                <w:rFonts w:cs="BRH Devanagari Extra"/>
+                <w:color w:val="000000"/>
+                <w:szCs w:val="40"/>
+              </w:rPr>
+              <w:t>12</w:t>
+            </w:r>
+            <w:r>
+              <w:rPr>
+                <w:rFonts w:ascii="BRH Devanagari Extra" w:hAnsi="BRH Devanagari Extra" w:cs="BRH Devanagari Extra"/>
+                <w:color w:val="000000"/>
+                <w:sz w:val="32"/>
+                <w:szCs w:val="40"/>
+              </w:rPr>
+              <w:t>.</w:t>
+            </w:r>
+            <w:r>
+              <w:rPr>
+                <w:rFonts w:cs="BRH Devanagari Extra"/>
+                <w:color w:val="000000"/>
+                <w:szCs w:val="40"/>
+              </w:rPr>
+              <w:t>2</w:t>
+            </w:r>
+            <w:r>
+              <w:rPr>
+                <w:rFonts w:ascii="BRH Devanagari Extra" w:hAnsi="BRH Devanagari Extra" w:cs="BRH Devanagari Extra"/>
+                <w:color w:val="000000"/>
+                <w:sz w:val="32"/>
+                <w:szCs w:val="40"/>
+              </w:rPr>
+              <w:t>(</w:t>
+            </w:r>
+            <w:r>
+              <w:rPr>
+                <w:rFonts w:cs="BRH Devanagari Extra"/>
+                <w:color w:val="000000"/>
+                <w:szCs w:val="40"/>
+              </w:rPr>
+              <w:t>50</w:t>
+            </w:r>
+            <w:r>
+              <w:rPr>
+                <w:rFonts w:ascii="BRH Devanagari Extra" w:hAnsi="BRH Devanagari Extra" w:cs="BRH Devanagari Extra"/>
+                <w:color w:val="000000"/>
+                <w:sz w:val="32"/>
+                <w:szCs w:val="40"/>
+              </w:rPr>
+              <w:t>)</w:t>
+            </w:r>
+            <w:proofErr w:type="gramStart"/>
+            <w:r>
+              <w:rPr>
+                <w:rFonts w:ascii="BRH Devanagari Extra" w:hAnsi="BRH Devanagari Extra" w:cs="BRH Devanagari Extra"/>
+                <w:color w:val="000000"/>
+                <w:sz w:val="32"/>
+                <w:szCs w:val="40"/>
+              </w:rPr>
+              <w:t>-  cÉ</w:t>
+            </w:r>
+            <w:proofErr w:type="gramEnd"/>
+            <w:r>
+              <w:rPr>
+                <w:rFonts w:ascii="BRH Malayalam Extra" w:hAnsi="BRH Malayalam Extra" w:cs="BRH Devanagari Extra"/>
+                <w:color w:val="000000"/>
+                <w:szCs w:val="40"/>
+              </w:rPr>
+              <w:t>–</w:t>
+            </w:r>
+            <w:r>
+              <w:rPr>
+                <w:rFonts w:ascii="BRH Devanagari Extra" w:hAnsi="BRH Devanagari Extra" w:cs="BRH Devanagari Extra"/>
+                <w:color w:val="000000"/>
+                <w:sz w:val="32"/>
+                <w:szCs w:val="40"/>
+              </w:rPr>
+              <w:t>ÂqÉç | mÉÑlÉþÈ | L</w:t>
+            </w:r>
+            <w:r>
+              <w:rPr>
+                <w:rFonts w:ascii="BRH Devanagari Extra" w:hAnsi="BRH Devanagari Extra" w:cs="BRH Devanagari Extra"/>
+                <w:color w:val="000000"/>
+                <w:sz w:val="32"/>
+                <w:szCs w:val="40"/>
+                <w:highlight w:val="yellow"/>
+              </w:rPr>
+              <w:t>irÉåirÉþ</w:t>
+            </w:r>
+            <w:r>
+              <w:rPr>
+                <w:rFonts w:ascii="BRH Devanagari Extra" w:hAnsi="BRH Devanagari Extra" w:cs="BRH Devanagari Extra"/>
+                <w:color w:val="000000"/>
+                <w:sz w:val="32"/>
+                <w:szCs w:val="40"/>
+              </w:rPr>
+              <w:t xml:space="preserve"> |</w:t>
+            </w:r>
+          </w:p>
+          <w:p>
+            <w:pPr>
+              <w:widowControl w:val="0"/>
+              <w:autoSpaceDE w:val="0"/>
+              <w:autoSpaceDN w:val="0"/>
+              <w:adjustRightInd w:val="0"/>
+              <w:spacing w:before="0" w:line="240" w:lineRule="auto"/>
+              <w:rPr>
+                <w:rFonts w:ascii="BRH Devanagari Extra" w:hAnsi="BRH Devanagari Extra" w:cs="BRH Devanagari Extra"/>
+                <w:color w:val="000000"/>
+                <w:sz w:val="32"/>
+                <w:szCs w:val="40"/>
+              </w:rPr>
+            </w:pPr>
+            <w:r>
+              <w:rPr>
+                <w:rFonts w:ascii="BRH Devanagari Extra" w:hAnsi="BRH Devanagari Extra" w:cs="BRH Devanagari Extra"/>
+                <w:color w:val="000000"/>
+                <w:sz w:val="32"/>
+                <w:szCs w:val="40"/>
+              </w:rPr>
+              <w:t>cÉ</w:t>
+            </w:r>
+            <w:r>
+              <w:rPr>
+                <w:rFonts w:ascii="BRH Malayalam Extra" w:hAnsi="BRH Malayalam Extra" w:cs="BRH Devanagari Extra"/>
+                <w:color w:val="000000"/>
+                <w:szCs w:val="40"/>
+              </w:rPr>
+              <w:t>–</w:t>
+            </w:r>
+            <w:r>
+              <w:rPr>
+                <w:rFonts w:ascii="BRH Devanagari Extra" w:hAnsi="BRH Devanagari Extra" w:cs="BRH Devanagari Extra"/>
+                <w:color w:val="000000"/>
+                <w:sz w:val="32"/>
+                <w:szCs w:val="40"/>
+              </w:rPr>
+              <w:t>ÂqÉç mÉÑlÉ</w:t>
+            </w:r>
+            <w:r>
+              <w:rPr>
+                <w:rFonts w:ascii="BRH Malayalam Extra" w:hAnsi="BRH Malayalam Extra" w:cs="BRH Devanagari Extra"/>
+                <w:color w:val="000000"/>
+                <w:szCs w:val="40"/>
+              </w:rPr>
+              <w:t>–</w:t>
+            </w:r>
+            <w:r>
+              <w:rPr>
+                <w:rFonts w:ascii="BRH Devanagari Extra" w:hAnsi="BRH Devanagari Extra" w:cs="BRH Devanagari Extra"/>
+                <w:color w:val="000000"/>
+                <w:sz w:val="32"/>
+                <w:szCs w:val="40"/>
+              </w:rPr>
+              <w:t>È mÉÑlÉþ¶É</w:t>
+            </w:r>
+            <w:r>
+              <w:rPr>
+                <w:rFonts w:ascii="BRH Malayalam Extra" w:hAnsi="BRH Malayalam Extra" w:cs="BRH Devanagari Extra"/>
+                <w:color w:val="000000"/>
+                <w:szCs w:val="40"/>
+              </w:rPr>
+              <w:t>–</w:t>
+            </w:r>
+            <w:r>
+              <w:rPr>
+                <w:rFonts w:ascii="BRH Devanagari Extra" w:hAnsi="BRH Devanagari Extra" w:cs="BRH Devanagari Extra"/>
+                <w:color w:val="000000"/>
+                <w:sz w:val="32"/>
+                <w:szCs w:val="40"/>
+              </w:rPr>
+              <w:t>ÂqÉç cÉ</w:t>
+            </w:r>
+            <w:r>
+              <w:rPr>
+                <w:rFonts w:ascii="BRH Malayalam Extra" w:hAnsi="BRH Malayalam Extra" w:cs="BRH Devanagari Extra"/>
+                <w:color w:val="000000"/>
+                <w:szCs w:val="40"/>
+              </w:rPr>
+              <w:t>–</w:t>
+            </w:r>
+            <w:r>
+              <w:rPr>
+                <w:rFonts w:ascii="BRH Devanagari Extra" w:hAnsi="BRH Devanagari Extra" w:cs="BRH Devanagari Extra"/>
+                <w:color w:val="000000"/>
+                <w:sz w:val="32"/>
+                <w:szCs w:val="40"/>
+              </w:rPr>
+              <w:t>ÂqÉç mÉÑlÉ</w:t>
+            </w:r>
+            <w:r>
+              <w:rPr>
+                <w:rFonts w:ascii="BRH Malayalam Extra" w:hAnsi="BRH Malayalam Extra" w:cs="BRH Devanagari Extra"/>
+                <w:color w:val="000000"/>
+                <w:szCs w:val="40"/>
+              </w:rPr>
+              <w:t>–</w:t>
+            </w:r>
+            <w:r>
+              <w:rPr>
+                <w:rFonts w:ascii="BRH Devanagari Extra" w:hAnsi="BRH Devanagari Extra" w:cs="BRH Devanagari Extra"/>
+                <w:color w:val="000000"/>
+                <w:sz w:val="32"/>
+                <w:szCs w:val="40"/>
+              </w:rPr>
+              <w:t xml:space="preserve"> UåirÉå </w:t>
+            </w:r>
+            <w:r>
+              <w:rPr>
+                <w:rFonts w:ascii="BRH Devanagari Extra" w:hAnsi="BRH Devanagari Extra" w:cs="BRH Devanagari Extra"/>
+                <w:color w:val="000000"/>
+                <w:sz w:val="32"/>
+                <w:szCs w:val="40"/>
+                <w:highlight w:val="yellow"/>
+              </w:rPr>
+              <w:t>irÉæirÉ</w:t>
+            </w:r>
+            <w:r>
+              <w:rPr>
+                <w:rFonts w:ascii="BRH Devanagari Extra" w:hAnsi="BRH Devanagari Extra" w:cs="BRH Devanagari Extra"/>
+                <w:color w:val="000000"/>
+                <w:sz w:val="32"/>
+                <w:szCs w:val="40"/>
+              </w:rPr>
+              <w:t>åirÉ</w:t>
+            </w:r>
+            <w:r>
+              <w:rPr>
+                <w:rFonts w:ascii="BRH Malayalam Extra" w:hAnsi="BRH Malayalam Extra" w:cs="BRH Devanagari Extra"/>
+                <w:color w:val="000000"/>
+                <w:szCs w:val="40"/>
+              </w:rPr>
+              <w:t>–</w:t>
+            </w:r>
+            <w:r>
+              <w:rPr>
+                <w:rFonts w:ascii="BRH Devanagari Extra" w:hAnsi="BRH Devanagari Extra" w:cs="BRH Devanagari Extra"/>
+                <w:color w:val="000000"/>
+                <w:sz w:val="32"/>
+                <w:szCs w:val="40"/>
+              </w:rPr>
+              <w:t xml:space="preserve"> mÉÑlÉþ¶É</w:t>
+            </w:r>
+            <w:r>
+              <w:rPr>
+                <w:rFonts w:ascii="BRH Malayalam Extra" w:hAnsi="BRH Malayalam Extra" w:cs="BRH Devanagari Extra"/>
+                <w:color w:val="000000"/>
+                <w:szCs w:val="40"/>
+              </w:rPr>
+              <w:t>–</w:t>
+            </w:r>
+            <w:r>
+              <w:rPr>
+                <w:rFonts w:ascii="BRH Devanagari Extra" w:hAnsi="BRH Devanagari Extra" w:cs="BRH Devanagari Extra"/>
+                <w:color w:val="000000"/>
+                <w:sz w:val="32"/>
+                <w:szCs w:val="40"/>
+              </w:rPr>
+              <w:t>ÂqÉç cÉ</w:t>
+            </w:r>
+            <w:r>
+              <w:rPr>
+                <w:rFonts w:ascii="BRH Malayalam Extra" w:hAnsi="BRH Malayalam Extra" w:cs="BRH Devanagari Extra"/>
+                <w:color w:val="000000"/>
+                <w:szCs w:val="40"/>
+              </w:rPr>
+              <w:t>–</w:t>
+            </w:r>
+            <w:r>
+              <w:rPr>
+                <w:rFonts w:ascii="BRH Devanagari Extra" w:hAnsi="BRH Devanagari Extra" w:cs="BRH Devanagari Extra"/>
+                <w:color w:val="000000"/>
+                <w:sz w:val="32"/>
+                <w:szCs w:val="40"/>
+              </w:rPr>
+              <w:t>ÂqÉç mÉÑlÉ</w:t>
+            </w:r>
+            <w:r>
+              <w:rPr>
+                <w:rFonts w:ascii="BRH Malayalam Extra" w:hAnsi="BRH Malayalam Extra" w:cs="BRH Devanagari Extra"/>
+                <w:color w:val="000000"/>
+                <w:szCs w:val="40"/>
+              </w:rPr>
+              <w:t>–</w:t>
+            </w:r>
+            <w:r>
+              <w:rPr>
+                <w:rFonts w:ascii="BRH Devanagari Extra" w:hAnsi="BRH Devanagari Extra" w:cs="BRH Devanagari Extra"/>
+                <w:color w:val="000000"/>
+                <w:sz w:val="32"/>
+                <w:szCs w:val="40"/>
+              </w:rPr>
+              <w:t xml:space="preserve"> Uå</w:t>
+            </w:r>
+            <w:r>
+              <w:rPr>
+                <w:rFonts w:ascii="BRH Devanagari Extra" w:hAnsi="BRH Devanagari Extra" w:cs="BRH Devanagari Extra"/>
+                <w:color w:val="000000"/>
+                <w:sz w:val="32"/>
+                <w:szCs w:val="40"/>
+                <w:highlight w:val="yellow"/>
+              </w:rPr>
+              <w:t>ir</w:t>
+            </w:r>
+            <w:r>
+              <w:rPr>
+                <w:rFonts w:ascii="BRH Devanagari Extra" w:hAnsi="BRH Devanagari Extra" w:cs="BRH Devanagari Extra"/>
+                <w:color w:val="000000"/>
+                <w:sz w:val="32"/>
+                <w:szCs w:val="40"/>
+              </w:rPr>
+              <w:t xml:space="preserve">ÉåirÉþ | </w:t>
+            </w:r>
+          </w:p>
+          <w:p>
+            <w:pPr>
+              <w:widowControl w:val="0"/>
+              <w:autoSpaceDE w:val="0"/>
+              <w:autoSpaceDN w:val="0"/>
+              <w:adjustRightInd w:val="0"/>
+              <w:spacing w:before="0" w:line="240" w:lineRule="auto"/>
+              <w:rPr>
+                <w:rFonts w:ascii="BRH Devanagari Extra" w:hAnsi="BRH Devanagari Extra" w:cs="BRH Devanagari Extra"/>
+                <w:color w:val="000000"/>
+                <w:sz w:val="32"/>
+                <w:szCs w:val="40"/>
+              </w:rPr>
+            </w:pPr>
+            <w:r>
+              <w:rPr>
+                <w:rFonts w:cs="BRH Devanagari Extra"/>
+                <w:color w:val="000000"/>
+                <w:szCs w:val="40"/>
+              </w:rPr>
+              <w:t>65</w:t>
+            </w:r>
+            <w:r>
+              <w:rPr>
+                <w:rFonts w:ascii="BRH Devanagari Extra" w:hAnsi="BRH Devanagari Extra" w:cs="BRH Devanagari Extra"/>
+                <w:color w:val="000000"/>
+                <w:sz w:val="32"/>
+                <w:szCs w:val="40"/>
+              </w:rPr>
+              <w:t>)</w:t>
+            </w:r>
+            <w:r>
+              <w:rPr>
+                <w:rFonts w:ascii="BRH Devanagari Extra" w:hAnsi="BRH Devanagari Extra" w:cs="BRH Devanagari Extra"/>
+                <w:color w:val="000000"/>
+                <w:sz w:val="32"/>
+                <w:szCs w:val="40"/>
+              </w:rPr>
+              <w:tab/>
+            </w:r>
+            <w:r>
+              <w:rPr>
+                <w:rFonts w:cs="BRH Devanagari Extra"/>
+                <w:color w:val="000000"/>
+                <w:szCs w:val="40"/>
+              </w:rPr>
+              <w:t>2</w:t>
+            </w:r>
+            <w:r>
+              <w:rPr>
+                <w:rFonts w:ascii="BRH Devanagari Extra" w:hAnsi="BRH Devanagari Extra" w:cs="BRH Devanagari Extra"/>
+                <w:color w:val="000000"/>
+                <w:sz w:val="32"/>
+                <w:szCs w:val="40"/>
+              </w:rPr>
+              <w:t>.</w:t>
+            </w:r>
+            <w:r>
+              <w:rPr>
+                <w:rFonts w:cs="BRH Devanagari Extra"/>
+                <w:color w:val="000000"/>
+                <w:szCs w:val="40"/>
+              </w:rPr>
+              <w:t>3</w:t>
+            </w:r>
+            <w:r>
+              <w:rPr>
+                <w:rFonts w:ascii="BRH Devanagari Extra" w:hAnsi="BRH Devanagari Extra" w:cs="BRH Devanagari Extra"/>
+                <w:color w:val="000000"/>
+                <w:sz w:val="32"/>
+                <w:szCs w:val="40"/>
+              </w:rPr>
+              <w:t>.</w:t>
+            </w:r>
+            <w:r>
+              <w:rPr>
+                <w:rFonts w:cs="BRH Devanagari Extra"/>
+                <w:color w:val="000000"/>
+                <w:szCs w:val="40"/>
+              </w:rPr>
+              <w:t>12</w:t>
+            </w:r>
+            <w:r>
+              <w:rPr>
+                <w:rFonts w:ascii="BRH Devanagari Extra" w:hAnsi="BRH Devanagari Extra" w:cs="BRH Devanagari Extra"/>
+                <w:color w:val="000000"/>
+                <w:sz w:val="32"/>
+                <w:szCs w:val="40"/>
+              </w:rPr>
+              <w:t>.</w:t>
+            </w:r>
+            <w:r>
+              <w:rPr>
+                <w:rFonts w:cs="BRH Devanagari Extra"/>
+                <w:color w:val="000000"/>
+                <w:szCs w:val="40"/>
+              </w:rPr>
+              <w:t>2</w:t>
+            </w:r>
+            <w:r>
+              <w:rPr>
+                <w:rFonts w:ascii="BRH Devanagari Extra" w:hAnsi="BRH Devanagari Extra" w:cs="BRH Devanagari Extra"/>
+                <w:color w:val="000000"/>
+                <w:sz w:val="32"/>
+                <w:szCs w:val="40"/>
+              </w:rPr>
+              <w:t>(</w:t>
+            </w:r>
+            <w:r>
+              <w:rPr>
+                <w:rFonts w:cs="BRH Devanagari Extra"/>
+                <w:color w:val="000000"/>
+                <w:szCs w:val="40"/>
+              </w:rPr>
+              <w:t>51</w:t>
+            </w:r>
+            <w:r>
+              <w:rPr>
+                <w:rFonts w:ascii="BRH Devanagari Extra" w:hAnsi="BRH Devanagari Extra" w:cs="BRH Devanagari Extra"/>
+                <w:color w:val="000000"/>
+                <w:sz w:val="32"/>
+                <w:szCs w:val="40"/>
+              </w:rPr>
+              <w:t>)</w:t>
+            </w:r>
+            <w:proofErr w:type="gramStart"/>
+            <w:r>
+              <w:rPr>
+                <w:rFonts w:ascii="BRH Devanagari Extra" w:hAnsi="BRH Devanagari Extra" w:cs="BRH Devanagari Extra"/>
+                <w:color w:val="000000"/>
+                <w:sz w:val="32"/>
+                <w:szCs w:val="40"/>
+              </w:rPr>
+              <w:t>-  mÉÑlÉþÈ</w:t>
+            </w:r>
+            <w:proofErr w:type="gramEnd"/>
+            <w:r>
+              <w:rPr>
+                <w:rFonts w:ascii="BRH Devanagari Extra" w:hAnsi="BRH Devanagari Extra" w:cs="BRH Devanagari Extra"/>
+                <w:color w:val="000000"/>
+                <w:sz w:val="32"/>
+                <w:szCs w:val="40"/>
+              </w:rPr>
+              <w:t xml:space="preserve"> | L</w:t>
+            </w:r>
+            <w:r>
+              <w:rPr>
+                <w:rFonts w:ascii="BRH Devanagari Extra" w:hAnsi="BRH Devanagari Extra" w:cs="BRH Devanagari Extra"/>
+                <w:color w:val="000000"/>
+                <w:sz w:val="32"/>
+                <w:szCs w:val="40"/>
+                <w:highlight w:val="yellow"/>
+              </w:rPr>
+              <w:t>irÉåirÉþ</w:t>
+            </w:r>
+            <w:r>
+              <w:rPr>
+                <w:rFonts w:ascii="BRH Devanagari Extra" w:hAnsi="BRH Devanagari Extra" w:cs="BRH Devanagari Extra"/>
+                <w:color w:val="000000"/>
+                <w:sz w:val="32"/>
+                <w:szCs w:val="40"/>
+              </w:rPr>
+              <w:t xml:space="preserve"> | ÌlÉÈ |</w:t>
+            </w:r>
+          </w:p>
+          <w:p>
+            <w:pPr>
+              <w:widowControl w:val="0"/>
+              <w:autoSpaceDE w:val="0"/>
+              <w:autoSpaceDN w:val="0"/>
+              <w:adjustRightInd w:val="0"/>
+              <w:spacing w:before="0" w:line="240" w:lineRule="auto"/>
+              <w:rPr>
+                <w:rFonts w:ascii="BRH Devanagari Extra" w:hAnsi="BRH Devanagari Extra" w:cs="BRH Devanagari Extra"/>
+                <w:color w:val="000000"/>
+                <w:sz w:val="32"/>
+                <w:szCs w:val="40"/>
+              </w:rPr>
+            </w:pPr>
+            <w:r>
+              <w:rPr>
+                <w:rFonts w:ascii="BRH Devanagari Extra" w:hAnsi="BRH Devanagari Extra" w:cs="BRH Devanagari Extra"/>
+                <w:color w:val="000000"/>
+                <w:sz w:val="32"/>
+                <w:szCs w:val="40"/>
+              </w:rPr>
+              <w:t>mÉÑlÉ</w:t>
+            </w:r>
+            <w:r>
+              <w:rPr>
+                <w:rFonts w:ascii="BRH Malayalam Extra" w:hAnsi="BRH Malayalam Extra" w:cs="BRH Devanagari Extra"/>
+                <w:color w:val="000000"/>
+                <w:szCs w:val="40"/>
+              </w:rPr>
+              <w:t>–</w:t>
+            </w:r>
+            <w:r>
+              <w:rPr>
+                <w:rFonts w:ascii="BRH Devanagari Extra" w:hAnsi="BRH Devanagari Extra" w:cs="BRH Devanagari Extra"/>
+                <w:color w:val="000000"/>
+                <w:sz w:val="32"/>
+                <w:szCs w:val="40"/>
+              </w:rPr>
+              <w:t xml:space="preserve"> UåirÉå</w:t>
+            </w:r>
+            <w:r>
+              <w:rPr>
+                <w:rFonts w:ascii="BRH Devanagari Extra" w:hAnsi="BRH Devanagari Extra" w:cs="BRH Devanagari Extra"/>
+                <w:color w:val="000000"/>
+                <w:sz w:val="32"/>
+                <w:szCs w:val="40"/>
+                <w:highlight w:val="yellow"/>
+              </w:rPr>
+              <w:t>irÉæir</w:t>
+            </w:r>
+            <w:r>
+              <w:rPr>
+                <w:rFonts w:ascii="BRH Devanagari Extra" w:hAnsi="BRH Devanagari Extra" w:cs="BRH Devanagari Extra"/>
+                <w:color w:val="000000"/>
+                <w:sz w:val="32"/>
+                <w:szCs w:val="40"/>
+              </w:rPr>
+              <w:t>ÉåirÉ</w:t>
+            </w:r>
+            <w:r>
+              <w:rPr>
+                <w:rFonts w:ascii="BRH Malayalam Extra" w:hAnsi="BRH Malayalam Extra" w:cs="BRH Devanagari Extra"/>
+                <w:color w:val="000000"/>
+                <w:szCs w:val="40"/>
+              </w:rPr>
+              <w:t>–</w:t>
+            </w:r>
+            <w:r>
+              <w:rPr>
+                <w:rFonts w:ascii="BRH Devanagari Extra" w:hAnsi="BRH Devanagari Extra" w:cs="BRH Devanagari Extra"/>
+                <w:color w:val="000000"/>
+                <w:sz w:val="32"/>
+                <w:szCs w:val="40"/>
+              </w:rPr>
+              <w:t xml:space="preserve"> mÉÑlÉ</w:t>
+            </w:r>
+            <w:r>
+              <w:rPr>
+                <w:rFonts w:ascii="BRH Malayalam Extra" w:hAnsi="BRH Malayalam Extra" w:cs="BRH Devanagari Extra"/>
+                <w:color w:val="000000"/>
+                <w:szCs w:val="40"/>
+              </w:rPr>
+              <w:t>–</w:t>
+            </w:r>
+            <w:r>
+              <w:rPr>
+                <w:rFonts w:ascii="BRH Devanagari Extra" w:hAnsi="BRH Devanagari Extra" w:cs="BRH Devanagari Extra"/>
+                <w:color w:val="000000"/>
+                <w:sz w:val="32"/>
+                <w:szCs w:val="40"/>
+              </w:rPr>
+              <w:t>È mÉÑlÉ</w:t>
+            </w:r>
+            <w:r>
+              <w:rPr>
+                <w:rFonts w:ascii="BRH Malayalam Extra" w:hAnsi="BRH Malayalam Extra" w:cs="BRH Devanagari Extra"/>
+                <w:color w:val="000000"/>
+                <w:szCs w:val="40"/>
+              </w:rPr>
+              <w:t>–</w:t>
+            </w:r>
+            <w:r>
+              <w:rPr>
+                <w:rFonts w:ascii="BRH Devanagari Extra" w:hAnsi="BRH Devanagari Extra" w:cs="BRH Devanagari Extra"/>
+                <w:color w:val="000000"/>
+                <w:sz w:val="32"/>
+                <w:szCs w:val="40"/>
+              </w:rPr>
+              <w:t xml:space="preserve"> UåirÉåirÉ</w:t>
+            </w:r>
+            <w:r>
+              <w:rPr>
+                <w:rFonts w:ascii="BRH Malayalam Extra" w:hAnsi="BRH Malayalam Extra" w:cs="BRH Devanagari Extra"/>
+                <w:color w:val="000000"/>
+                <w:szCs w:val="40"/>
+              </w:rPr>
+              <w:t>–</w:t>
+            </w:r>
+            <w:r>
+              <w:rPr>
+                <w:rFonts w:ascii="BRH Devanagari Extra" w:hAnsi="BRH Devanagari Extra" w:cs="BRH Devanagari Extra"/>
+                <w:color w:val="000000"/>
+                <w:sz w:val="32"/>
+                <w:szCs w:val="40"/>
+              </w:rPr>
+              <w:t xml:space="preserve"> ÌlÉUç ÍhÉU</w:t>
+            </w:r>
+            <w:r>
+              <w:rPr>
+                <w:rFonts w:ascii="BRH Devanagari Extra" w:hAnsi="BRH Devanagari Extra" w:cs="BRH Devanagari Extra"/>
+                <w:color w:val="000000"/>
+                <w:sz w:val="32"/>
+                <w:szCs w:val="40"/>
+                <w:highlight w:val="yellow"/>
+              </w:rPr>
+              <w:t>åirÉ</w:t>
+            </w:r>
+            <w:r>
+              <w:rPr>
+                <w:rFonts w:ascii="BRH Devanagari Extra" w:hAnsi="BRH Devanagari Extra" w:cs="BRH Devanagari Extra"/>
+                <w:color w:val="000000"/>
+                <w:sz w:val="32"/>
+                <w:szCs w:val="40"/>
+              </w:rPr>
+              <w:t>åirÉ</w:t>
+            </w:r>
+            <w:r>
+              <w:rPr>
+                <w:rFonts w:ascii="BRH Malayalam Extra" w:hAnsi="BRH Malayalam Extra" w:cs="BRH Devanagari Extra"/>
+                <w:color w:val="000000"/>
+                <w:szCs w:val="40"/>
+              </w:rPr>
+              <w:t>–</w:t>
+            </w:r>
+            <w:r>
+              <w:rPr>
+                <w:rFonts w:ascii="BRH Devanagari Extra" w:hAnsi="BRH Devanagari Extra" w:cs="BRH Devanagari Extra"/>
+                <w:color w:val="000000"/>
+                <w:sz w:val="32"/>
+                <w:szCs w:val="40"/>
+              </w:rPr>
+              <w:t xml:space="preserve"> mÉÑlÉ</w:t>
+            </w:r>
+            <w:r>
+              <w:rPr>
+                <w:rFonts w:ascii="BRH Malayalam Extra" w:hAnsi="BRH Malayalam Extra" w:cs="BRH Devanagari Extra"/>
+                <w:color w:val="000000"/>
+                <w:szCs w:val="40"/>
+              </w:rPr>
+              <w:t>–</w:t>
+            </w:r>
+            <w:r>
+              <w:rPr>
+                <w:rFonts w:ascii="BRH Devanagari Extra" w:hAnsi="BRH Devanagari Extra" w:cs="BRH Devanagari Extra"/>
+                <w:color w:val="000000"/>
+                <w:sz w:val="32"/>
+                <w:szCs w:val="40"/>
+              </w:rPr>
+              <w:t>È mÉÑlÉ</w:t>
+            </w:r>
+            <w:r>
+              <w:rPr>
+                <w:rFonts w:ascii="BRH Malayalam Extra" w:hAnsi="BRH Malayalam Extra" w:cs="BRH Devanagari Extra"/>
+                <w:color w:val="000000"/>
+                <w:szCs w:val="40"/>
+              </w:rPr>
+              <w:t>–</w:t>
+            </w:r>
+            <w:r>
+              <w:rPr>
+                <w:rFonts w:ascii="BRH Devanagari Extra" w:hAnsi="BRH Devanagari Extra" w:cs="BRH Devanagari Extra"/>
+                <w:color w:val="000000"/>
+                <w:sz w:val="32"/>
+                <w:szCs w:val="40"/>
+              </w:rPr>
+              <w:t xml:space="preserve"> Uå</w:t>
+            </w:r>
+            <w:r>
+              <w:rPr>
+                <w:rFonts w:ascii="BRH Devanagari Extra" w:hAnsi="BRH Devanagari Extra" w:cs="BRH Devanagari Extra"/>
+                <w:color w:val="000000"/>
+                <w:sz w:val="32"/>
+                <w:szCs w:val="40"/>
+                <w:highlight w:val="yellow"/>
+              </w:rPr>
+              <w:t>irÉ</w:t>
+            </w:r>
+            <w:r>
+              <w:rPr>
+                <w:rFonts w:ascii="BRH Devanagari Extra" w:hAnsi="BRH Devanagari Extra" w:cs="BRH Devanagari Extra"/>
+                <w:color w:val="000000"/>
+                <w:sz w:val="32"/>
+                <w:szCs w:val="40"/>
+              </w:rPr>
+              <w:t>åirÉ</w:t>
+            </w:r>
+            <w:r>
+              <w:rPr>
+                <w:rFonts w:ascii="BRH Malayalam Extra" w:hAnsi="BRH Malayalam Extra" w:cs="BRH Devanagari Extra"/>
+                <w:color w:val="000000"/>
+                <w:szCs w:val="40"/>
+              </w:rPr>
+              <w:t>–</w:t>
+            </w:r>
+            <w:r>
+              <w:rPr>
+                <w:rFonts w:ascii="BRH Devanagari Extra" w:hAnsi="BRH Devanagari Extra" w:cs="BRH Devanagari Extra"/>
+                <w:color w:val="000000"/>
+                <w:sz w:val="32"/>
+                <w:szCs w:val="40"/>
+              </w:rPr>
+              <w:t xml:space="preserve"> ÌlÉÈ | </w:t>
+            </w:r>
+          </w:p>
+          <w:p>
+            <w:pPr>
+              <w:widowControl w:val="0"/>
+              <w:autoSpaceDE w:val="0"/>
+              <w:autoSpaceDN w:val="0"/>
+              <w:adjustRightInd w:val="0"/>
+              <w:spacing w:before="0" w:line="240" w:lineRule="auto"/>
+              <w:rPr>
+                <w:rFonts w:ascii="BRH Devanagari Extra" w:hAnsi="BRH Devanagari Extra" w:cs="BRH Devanagari Extra"/>
+                <w:color w:val="000000"/>
+                <w:sz w:val="32"/>
+                <w:szCs w:val="40"/>
+              </w:rPr>
+            </w:pPr>
+            <w:r>
+              <w:rPr>
+                <w:rFonts w:cs="BRH Devanagari Extra"/>
+                <w:color w:val="000000"/>
+                <w:szCs w:val="40"/>
+              </w:rPr>
+              <w:t>66</w:t>
+            </w:r>
+            <w:r>
+              <w:rPr>
+                <w:rFonts w:ascii="BRH Devanagari Extra" w:hAnsi="BRH Devanagari Extra" w:cs="BRH Devanagari Extra"/>
+                <w:color w:val="000000"/>
+                <w:sz w:val="32"/>
+                <w:szCs w:val="40"/>
+              </w:rPr>
+              <w:t>)</w:t>
+            </w:r>
+            <w:r>
+              <w:rPr>
+                <w:rFonts w:ascii="BRH Devanagari Extra" w:hAnsi="BRH Devanagari Extra" w:cs="BRH Devanagari Extra"/>
+                <w:color w:val="000000"/>
+                <w:sz w:val="32"/>
+                <w:szCs w:val="40"/>
+              </w:rPr>
+              <w:tab/>
+            </w:r>
+            <w:r>
+              <w:rPr>
+                <w:rFonts w:cs="BRH Devanagari Extra"/>
+                <w:color w:val="000000"/>
+                <w:szCs w:val="40"/>
+              </w:rPr>
+              <w:t>2</w:t>
+            </w:r>
+            <w:r>
+              <w:rPr>
+                <w:rFonts w:ascii="BRH Devanagari Extra" w:hAnsi="BRH Devanagari Extra" w:cs="BRH Devanagari Extra"/>
+                <w:color w:val="000000"/>
+                <w:sz w:val="32"/>
+                <w:szCs w:val="40"/>
+              </w:rPr>
+              <w:t>.</w:t>
+            </w:r>
+            <w:r>
+              <w:rPr>
+                <w:rFonts w:cs="BRH Devanagari Extra"/>
+                <w:color w:val="000000"/>
+                <w:szCs w:val="40"/>
+              </w:rPr>
+              <w:t>3</w:t>
+            </w:r>
+            <w:r>
+              <w:rPr>
+                <w:rFonts w:ascii="BRH Devanagari Extra" w:hAnsi="BRH Devanagari Extra" w:cs="BRH Devanagari Extra"/>
+                <w:color w:val="000000"/>
+                <w:sz w:val="32"/>
+                <w:szCs w:val="40"/>
+              </w:rPr>
+              <w:t>.</w:t>
+            </w:r>
+            <w:r>
+              <w:rPr>
+                <w:rFonts w:cs="BRH Devanagari Extra"/>
+                <w:color w:val="000000"/>
+                <w:szCs w:val="40"/>
+              </w:rPr>
+              <w:t>12</w:t>
+            </w:r>
+            <w:r>
+              <w:rPr>
+                <w:rFonts w:ascii="BRH Devanagari Extra" w:hAnsi="BRH Devanagari Extra" w:cs="BRH Devanagari Extra"/>
+                <w:color w:val="000000"/>
+                <w:sz w:val="32"/>
+                <w:szCs w:val="40"/>
+              </w:rPr>
+              <w:t>.</w:t>
+            </w:r>
+            <w:r>
+              <w:rPr>
+                <w:rFonts w:cs="BRH Devanagari Extra"/>
+                <w:color w:val="000000"/>
+                <w:szCs w:val="40"/>
+              </w:rPr>
+              <w:t>2</w:t>
+            </w:r>
+            <w:r>
+              <w:rPr>
+                <w:rFonts w:ascii="BRH Devanagari Extra" w:hAnsi="BRH Devanagari Extra" w:cs="BRH Devanagari Extra"/>
+                <w:color w:val="000000"/>
+                <w:sz w:val="32"/>
+                <w:szCs w:val="40"/>
+              </w:rPr>
+              <w:t>(</w:t>
+            </w:r>
+            <w:r>
+              <w:rPr>
+                <w:rFonts w:cs="BRH Devanagari Extra"/>
+                <w:color w:val="000000"/>
+                <w:szCs w:val="40"/>
+              </w:rPr>
+              <w:t>52</w:t>
+            </w:r>
+            <w:r>
+              <w:rPr>
+                <w:rFonts w:ascii="BRH Devanagari Extra" w:hAnsi="BRH Devanagari Extra" w:cs="BRH Devanagari Extra"/>
+                <w:color w:val="000000"/>
+                <w:sz w:val="32"/>
+                <w:szCs w:val="40"/>
+              </w:rPr>
+              <w:t>)</w:t>
+            </w:r>
+            <w:proofErr w:type="gramStart"/>
+            <w:r>
+              <w:rPr>
+                <w:rFonts w:ascii="BRH Devanagari Extra" w:hAnsi="BRH Devanagari Extra" w:cs="BRH Devanagari Extra"/>
+                <w:color w:val="000000"/>
+                <w:sz w:val="32"/>
+                <w:szCs w:val="40"/>
+              </w:rPr>
+              <w:t>-  L</w:t>
+            </w:r>
+            <w:r>
+              <w:rPr>
+                <w:rFonts w:ascii="BRH Devanagari Extra" w:hAnsi="BRH Devanagari Extra" w:cs="BRH Devanagari Extra"/>
+                <w:color w:val="000000"/>
+                <w:sz w:val="32"/>
+                <w:szCs w:val="40"/>
+                <w:highlight w:val="yellow"/>
+              </w:rPr>
+              <w:t>irÉåirÉþ</w:t>
+            </w:r>
+            <w:proofErr w:type="gramEnd"/>
+            <w:r>
+              <w:rPr>
+                <w:rFonts w:ascii="BRH Devanagari Extra" w:hAnsi="BRH Devanagari Extra" w:cs="BRH Devanagari Extra"/>
+                <w:color w:val="000000"/>
+                <w:sz w:val="32"/>
+                <w:szCs w:val="40"/>
+              </w:rPr>
+              <w:t xml:space="preserve"> | ÌlÉÈ | uÉ</w:t>
+            </w:r>
+            <w:r>
+              <w:rPr>
+                <w:rFonts w:ascii="BRH Malayalam Extra" w:hAnsi="BRH Malayalam Extra" w:cs="BRH Devanagari Extra"/>
+                <w:color w:val="000000"/>
+                <w:szCs w:val="40"/>
+              </w:rPr>
+              <w:t>–</w:t>
+            </w:r>
+            <w:r>
+              <w:rPr>
+                <w:rFonts w:ascii="BRH Devanagari Extra" w:hAnsi="BRH Devanagari Extra" w:cs="BRH Devanagari Extra"/>
+                <w:color w:val="000000"/>
+                <w:sz w:val="32"/>
+                <w:szCs w:val="40"/>
+              </w:rPr>
+              <w:t>mÉå</w:t>
+            </w:r>
+            <w:r>
+              <w:rPr>
+                <w:rFonts w:ascii="BRH Malayalam Extra" w:hAnsi="BRH Malayalam Extra" w:cs="BRH Devanagari Extra"/>
+                <w:color w:val="000000"/>
+                <w:szCs w:val="40"/>
+              </w:rPr>
+              <w:t>–</w:t>
+            </w:r>
+            <w:r>
+              <w:rPr>
+                <w:rFonts w:ascii="BRH Devanagari Extra" w:hAnsi="BRH Devanagari Extra" w:cs="BRH Devanagari Extra"/>
+                <w:color w:val="000000"/>
+                <w:sz w:val="32"/>
+                <w:szCs w:val="40"/>
+              </w:rPr>
+              <w:t>iÉç |</w:t>
+            </w:r>
+          </w:p>
+          <w:p>
+            <w:pPr>
+              <w:widowControl w:val="0"/>
+              <w:autoSpaceDE w:val="0"/>
+              <w:autoSpaceDN w:val="0"/>
+              <w:adjustRightInd w:val="0"/>
+              <w:spacing w:before="0" w:line="240" w:lineRule="auto"/>
+              <w:rPr>
+                <w:rFonts w:ascii="BRH Devanagari Extra" w:hAnsi="BRH Devanagari Extra" w:cs="BRH Devanagari Extra"/>
+                <w:color w:val="000000"/>
+                <w:sz w:val="32"/>
+                <w:szCs w:val="40"/>
+              </w:rPr>
+            </w:pPr>
+            <w:r>
+              <w:rPr>
+                <w:rFonts w:ascii="BRH Devanagari Extra" w:hAnsi="BRH Devanagari Extra" w:cs="BRH Devanagari Extra"/>
+                <w:color w:val="000000"/>
+                <w:sz w:val="32"/>
+                <w:szCs w:val="40"/>
+              </w:rPr>
+              <w:t>LirÉåirÉ</w:t>
+            </w:r>
+            <w:r>
+              <w:rPr>
+                <w:rFonts w:ascii="BRH Malayalam Extra" w:hAnsi="BRH Malayalam Extra" w:cs="BRH Devanagari Extra"/>
+                <w:color w:val="000000"/>
+                <w:szCs w:val="40"/>
+              </w:rPr>
+              <w:t>–</w:t>
+            </w:r>
+            <w:r>
+              <w:rPr>
+                <w:rFonts w:ascii="BRH Devanagari Extra" w:hAnsi="BRH Devanagari Extra" w:cs="BRH Devanagari Extra"/>
+                <w:color w:val="000000"/>
+                <w:sz w:val="32"/>
+                <w:szCs w:val="40"/>
+              </w:rPr>
+              <w:t xml:space="preserve"> ÌlÉUç ÍhÉUåirÉå </w:t>
+            </w:r>
+            <w:r>
+              <w:rPr>
+                <w:rFonts w:ascii="BRH Devanagari Extra" w:hAnsi="BRH Devanagari Extra" w:cs="BRH Devanagari Extra"/>
+                <w:color w:val="000000"/>
+                <w:sz w:val="32"/>
+                <w:szCs w:val="40"/>
+                <w:highlight w:val="yellow"/>
+              </w:rPr>
+              <w:t>irÉæirÉå</w:t>
+            </w:r>
+            <w:r>
+              <w:rPr>
+                <w:rFonts w:ascii="BRH Devanagari Extra" w:hAnsi="BRH Devanagari Extra" w:cs="BRH Devanagari Extra"/>
+                <w:color w:val="000000"/>
+                <w:sz w:val="32"/>
+                <w:szCs w:val="40"/>
+              </w:rPr>
+              <w:t>irÉ</w:t>
+            </w:r>
+            <w:r>
+              <w:rPr>
+                <w:rFonts w:ascii="BRH Malayalam Extra" w:hAnsi="BRH Malayalam Extra" w:cs="BRH Devanagari Extra"/>
+                <w:color w:val="000000"/>
+                <w:szCs w:val="40"/>
+              </w:rPr>
+              <w:t>–</w:t>
+            </w:r>
+            <w:r>
+              <w:rPr>
+                <w:rFonts w:ascii="BRH Devanagari Extra" w:hAnsi="BRH Devanagari Extra" w:cs="BRH Devanagari Extra"/>
+                <w:color w:val="000000"/>
+                <w:sz w:val="32"/>
+                <w:szCs w:val="40"/>
+              </w:rPr>
+              <w:t xml:space="preserve"> ÌlÉUç uÉþmÉåSè uÉmÉå</w:t>
+            </w:r>
+            <w:r>
+              <w:rPr>
+                <w:rFonts w:ascii="BRH Malayalam Extra" w:hAnsi="BRH Malayalam Extra" w:cs="BRH Devanagari Extra"/>
+                <w:color w:val="000000"/>
+                <w:szCs w:val="40"/>
+              </w:rPr>
+              <w:t>–</w:t>
+            </w:r>
+            <w:r>
+              <w:rPr>
+                <w:rFonts w:ascii="BRH Devanagari Extra" w:hAnsi="BRH Devanagari Extra" w:cs="BRH Devanagari Extra"/>
+                <w:color w:val="000000"/>
+                <w:sz w:val="32"/>
+                <w:szCs w:val="40"/>
+              </w:rPr>
+              <w:t xml:space="preserve">lÉç ÌlÉUåirÉå </w:t>
+            </w:r>
+            <w:r>
+              <w:rPr>
+                <w:rFonts w:ascii="BRH Devanagari Extra" w:hAnsi="BRH Devanagari Extra" w:cs="BRH Devanagari Extra"/>
+                <w:color w:val="000000"/>
+                <w:sz w:val="32"/>
+                <w:szCs w:val="40"/>
+                <w:highlight w:val="yellow"/>
+              </w:rPr>
+              <w:t>irÉæirÉå</w:t>
+            </w:r>
+            <w:r>
+              <w:rPr>
+                <w:rFonts w:ascii="BRH Devanagari Extra" w:hAnsi="BRH Devanagari Extra" w:cs="BRH Devanagari Extra"/>
+                <w:color w:val="000000"/>
+                <w:sz w:val="32"/>
+                <w:szCs w:val="40"/>
+              </w:rPr>
+              <w:t>irÉ</w:t>
+            </w:r>
+            <w:r>
+              <w:rPr>
+                <w:rFonts w:ascii="BRH Malayalam Extra" w:hAnsi="BRH Malayalam Extra" w:cs="BRH Devanagari Extra"/>
+                <w:color w:val="000000"/>
+                <w:szCs w:val="40"/>
+              </w:rPr>
+              <w:t>–</w:t>
+            </w:r>
+            <w:r>
+              <w:rPr>
+                <w:rFonts w:ascii="BRH Devanagari Extra" w:hAnsi="BRH Devanagari Extra" w:cs="BRH Devanagari Extra"/>
+                <w:color w:val="000000"/>
+                <w:sz w:val="32"/>
+                <w:szCs w:val="40"/>
+              </w:rPr>
+              <w:t xml:space="preserve"> ÌlÉUç uÉþmÉåiÉç | </w:t>
+            </w:r>
+          </w:p>
+          <w:p>
+            <w:pPr>
+              <w:widowControl w:val="0"/>
+              <w:autoSpaceDE w:val="0"/>
+              <w:autoSpaceDN w:val="0"/>
+              <w:adjustRightInd w:val="0"/>
+              <w:spacing w:before="0" w:line="240" w:lineRule="auto"/>
+              <w:rPr>
+                <w:rFonts w:ascii="BRH Devanagari Extra" w:hAnsi="BRH Devanagari Extra" w:cs="BRH Devanagari Extra"/>
+                <w:color w:val="000000"/>
+                <w:sz w:val="32"/>
+                <w:szCs w:val="40"/>
+                <w:lang w:val="it-IT"/>
+              </w:rPr>
+            </w:pPr>
+            <w:r>
+              <w:rPr>
+                <w:rFonts w:cs="BRH Devanagari Extra"/>
+                <w:color w:val="000000"/>
+                <w:szCs w:val="40"/>
+                <w:lang w:val="it-IT"/>
+              </w:rPr>
+              <w:t>67</w:t>
+            </w:r>
+            <w:r>
+              <w:rPr>
+                <w:rFonts w:ascii="BRH Devanagari Extra" w:hAnsi="BRH Devanagari Extra" w:cs="BRH Devanagari Extra"/>
+                <w:color w:val="000000"/>
+                <w:sz w:val="32"/>
+                <w:szCs w:val="40"/>
+                <w:lang w:val="it-IT"/>
+              </w:rPr>
+              <w:t>)</w:t>
+            </w:r>
+            <w:r>
+              <w:rPr>
+                <w:rFonts w:ascii="BRH Devanagari Extra" w:hAnsi="BRH Devanagari Extra" w:cs="BRH Devanagari Extra"/>
+                <w:color w:val="000000"/>
+                <w:sz w:val="32"/>
+                <w:szCs w:val="40"/>
+                <w:lang w:val="it-IT"/>
+              </w:rPr>
+              <w:tab/>
+            </w:r>
+            <w:r>
+              <w:rPr>
+                <w:rFonts w:cs="BRH Devanagari Extra"/>
+                <w:color w:val="000000"/>
+                <w:szCs w:val="40"/>
+                <w:lang w:val="it-IT"/>
+              </w:rPr>
+              <w:t>2</w:t>
+            </w:r>
+            <w:r>
+              <w:rPr>
+                <w:rFonts w:ascii="BRH Devanagari Extra" w:hAnsi="BRH Devanagari Extra" w:cs="BRH Devanagari Extra"/>
+                <w:color w:val="000000"/>
+                <w:sz w:val="32"/>
+                <w:szCs w:val="40"/>
+                <w:lang w:val="it-IT"/>
+              </w:rPr>
+              <w:t>.</w:t>
+            </w:r>
+            <w:r>
+              <w:rPr>
+                <w:rFonts w:cs="BRH Devanagari Extra"/>
+                <w:color w:val="000000"/>
+                <w:szCs w:val="40"/>
+                <w:lang w:val="it-IT"/>
+              </w:rPr>
+              <w:t>3</w:t>
+            </w:r>
+            <w:r>
+              <w:rPr>
+                <w:rFonts w:ascii="BRH Devanagari Extra" w:hAnsi="BRH Devanagari Extra" w:cs="BRH Devanagari Extra"/>
+                <w:color w:val="000000"/>
+                <w:sz w:val="32"/>
+                <w:szCs w:val="40"/>
+                <w:lang w:val="it-IT"/>
+              </w:rPr>
+              <w:t>.</w:t>
+            </w:r>
+            <w:r>
+              <w:rPr>
+                <w:rFonts w:cs="BRH Devanagari Extra"/>
+                <w:color w:val="000000"/>
+                <w:szCs w:val="40"/>
+                <w:lang w:val="it-IT"/>
+              </w:rPr>
+              <w:t>12</w:t>
+            </w:r>
+            <w:r>
+              <w:rPr>
+                <w:rFonts w:ascii="BRH Devanagari Extra" w:hAnsi="BRH Devanagari Extra" w:cs="BRH Devanagari Extra"/>
+                <w:color w:val="000000"/>
+                <w:sz w:val="32"/>
+                <w:szCs w:val="40"/>
+                <w:lang w:val="it-IT"/>
+              </w:rPr>
+              <w:t>.</w:t>
+            </w:r>
+            <w:r>
+              <w:rPr>
+                <w:rFonts w:cs="BRH Devanagari Extra"/>
+                <w:color w:val="000000"/>
+                <w:szCs w:val="40"/>
+                <w:lang w:val="it-IT"/>
+              </w:rPr>
+              <w:t>2</w:t>
+            </w:r>
+            <w:r>
+              <w:rPr>
+                <w:rFonts w:ascii="BRH Devanagari Extra" w:hAnsi="BRH Devanagari Extra" w:cs="BRH Devanagari Extra"/>
+                <w:color w:val="000000"/>
+                <w:sz w:val="32"/>
+                <w:szCs w:val="40"/>
+                <w:lang w:val="it-IT"/>
+              </w:rPr>
+              <w:t>(</w:t>
+            </w:r>
+            <w:r>
+              <w:rPr>
+                <w:rFonts w:cs="BRH Devanagari Extra"/>
+                <w:color w:val="000000"/>
+                <w:szCs w:val="40"/>
+                <w:lang w:val="it-IT"/>
+              </w:rPr>
+              <w:t>52</w:t>
+            </w:r>
+            <w:r>
+              <w:rPr>
+                <w:rFonts w:ascii="BRH Devanagari Extra" w:hAnsi="BRH Devanagari Extra" w:cs="BRH Devanagari Extra"/>
+                <w:color w:val="000000"/>
+                <w:sz w:val="32"/>
+                <w:szCs w:val="40"/>
+                <w:lang w:val="it-IT"/>
+              </w:rPr>
+              <w:t xml:space="preserve">)-  </w:t>
+            </w:r>
+            <w:r>
+              <w:rPr>
+                <w:rFonts w:ascii="BRH Devanagari Extra" w:hAnsi="BRH Devanagari Extra" w:cs="BRH Devanagari Extra"/>
+                <w:color w:val="000000"/>
+                <w:sz w:val="32"/>
+                <w:szCs w:val="40"/>
+              </w:rPr>
+              <w:t>L</w:t>
+            </w:r>
+            <w:r>
+              <w:rPr>
+                <w:rFonts w:ascii="BRH Devanagari Extra" w:hAnsi="BRH Devanagari Extra" w:cs="BRH Devanagari Extra"/>
+                <w:color w:val="000000"/>
+                <w:sz w:val="32"/>
+                <w:szCs w:val="40"/>
+                <w:highlight w:val="yellow"/>
+              </w:rPr>
+              <w:t>irÉåirÉþ</w:t>
+            </w:r>
+            <w:r>
+              <w:rPr>
+                <w:rFonts w:ascii="BRH Devanagari Extra" w:hAnsi="BRH Devanagari Extra" w:cs="BRH Devanagari Extra"/>
+                <w:color w:val="000000"/>
+                <w:sz w:val="32"/>
+                <w:szCs w:val="40"/>
+              </w:rPr>
+              <w:t xml:space="preserve"> </w:t>
+            </w:r>
+            <w:r>
+              <w:rPr>
+                <w:rFonts w:ascii="BRH Devanagari Extra" w:hAnsi="BRH Devanagari Extra" w:cs="BRH Devanagari Extra"/>
+                <w:color w:val="000000"/>
+                <w:sz w:val="32"/>
+                <w:szCs w:val="40"/>
+                <w:lang w:val="it-IT"/>
+              </w:rPr>
+              <w:t>|</w:t>
+            </w:r>
+          </w:p>
+          <w:p>
+            <w:pPr>
+              <w:widowControl w:val="0"/>
+              <w:autoSpaceDE w:val="0"/>
+              <w:autoSpaceDN w:val="0"/>
+              <w:adjustRightInd w:val="0"/>
+              <w:spacing w:before="0" w:line="240" w:lineRule="auto"/>
+              <w:rPr>
+                <w:rFonts w:ascii="BRH Devanagari Extra" w:hAnsi="BRH Devanagari Extra" w:cs="BRH Devanagari Extra"/>
+                <w:color w:val="000000"/>
+                <w:sz w:val="32"/>
+                <w:szCs w:val="40"/>
+                <w:lang w:val="it-IT"/>
+              </w:rPr>
+            </w:pPr>
+            <w:r>
+              <w:rPr>
+                <w:rFonts w:ascii="BRH Devanagari Extra" w:hAnsi="BRH Devanagari Extra" w:cs="BRH Devanagari Extra"/>
+                <w:color w:val="000000"/>
+                <w:sz w:val="32"/>
+                <w:szCs w:val="40"/>
+                <w:lang w:val="it-IT"/>
+              </w:rPr>
+              <w:t xml:space="preserve">LirÉåirÉÉÿ - CirÉþ | </w:t>
+            </w:r>
+          </w:p>
+          <w:p>
+            <w:pPr>
+              <w:widowControl w:val="0"/>
+              <w:autoSpaceDE w:val="0"/>
+              <w:autoSpaceDN w:val="0"/>
+              <w:adjustRightInd w:val="0"/>
+              <w:spacing w:before="0" w:line="240" w:lineRule="auto"/>
+              <w:rPr>
+                <w:rFonts w:cs="Latha"/>
+                <w:b/>
+                <w:bCs/>
+                <w:szCs w:val="24"/>
+                <w:cs/>
+                <w:lang w:bidi="ta-IN"/>
+              </w:rPr>
+            </w:pPr>
+          </w:p>
+        </w:tc>
+        <w:tc>
+          <w:tcPr>
+            <w:tcW w:w="7371" w:type="dxa"/>
+          </w:tcPr>
+          <w:p>
+            <w:pPr>
+              <w:widowControl w:val="0"/>
+              <w:autoSpaceDE w:val="0"/>
+              <w:autoSpaceDN w:val="0"/>
+              <w:adjustRightInd w:val="0"/>
+              <w:spacing w:before="0" w:line="240" w:lineRule="auto"/>
+              <w:rPr>
+                <w:rFonts w:ascii="BRH Devanagari Extra" w:hAnsi="BRH Devanagari Extra" w:cs="BRH Devanagari Extra"/>
+                <w:color w:val="000000"/>
+                <w:sz w:val="32"/>
+                <w:szCs w:val="40"/>
+                <w:lang w:val="it-IT"/>
+              </w:rPr>
+            </w:pPr>
+            <w:r>
+              <w:rPr>
+                <w:rFonts w:cs="BRH Devanagari Extra"/>
+                <w:color w:val="000000"/>
+                <w:szCs w:val="40"/>
+                <w:lang w:val="it-IT"/>
+              </w:rPr>
+              <w:t>64</w:t>
+            </w:r>
+            <w:r>
+              <w:rPr>
+                <w:rFonts w:ascii="BRH Devanagari Extra" w:hAnsi="BRH Devanagari Extra" w:cs="BRH Devanagari Extra"/>
+                <w:color w:val="000000"/>
+                <w:sz w:val="32"/>
+                <w:szCs w:val="40"/>
+                <w:lang w:val="it-IT"/>
+              </w:rPr>
+              <w:t>)</w:t>
+            </w:r>
+            <w:r>
+              <w:rPr>
+                <w:rFonts w:ascii="BRH Devanagari Extra" w:hAnsi="BRH Devanagari Extra" w:cs="BRH Devanagari Extra"/>
+                <w:color w:val="000000"/>
+                <w:sz w:val="32"/>
+                <w:szCs w:val="40"/>
+                <w:lang w:val="it-IT"/>
+              </w:rPr>
+              <w:tab/>
+            </w:r>
+            <w:r>
+              <w:rPr>
+                <w:rFonts w:cs="BRH Devanagari Extra"/>
+                <w:color w:val="000000"/>
+                <w:szCs w:val="40"/>
+                <w:lang w:val="it-IT"/>
+              </w:rPr>
+              <w:t>2</w:t>
+            </w:r>
+            <w:r>
+              <w:rPr>
+                <w:rFonts w:ascii="BRH Devanagari Extra" w:hAnsi="BRH Devanagari Extra" w:cs="BRH Devanagari Extra"/>
+                <w:color w:val="000000"/>
+                <w:sz w:val="32"/>
+                <w:szCs w:val="40"/>
+                <w:lang w:val="it-IT"/>
+              </w:rPr>
+              <w:t>.</w:t>
+            </w:r>
+            <w:r>
+              <w:rPr>
+                <w:rFonts w:cs="BRH Devanagari Extra"/>
+                <w:color w:val="000000"/>
+                <w:szCs w:val="40"/>
+                <w:lang w:val="it-IT"/>
+              </w:rPr>
+              <w:t>3</w:t>
+            </w:r>
+            <w:r>
+              <w:rPr>
+                <w:rFonts w:ascii="BRH Devanagari Extra" w:hAnsi="BRH Devanagari Extra" w:cs="BRH Devanagari Extra"/>
+                <w:color w:val="000000"/>
+                <w:sz w:val="32"/>
+                <w:szCs w:val="40"/>
+                <w:lang w:val="it-IT"/>
+              </w:rPr>
+              <w:t>.</w:t>
+            </w:r>
+            <w:r>
+              <w:rPr>
+                <w:rFonts w:cs="BRH Devanagari Extra"/>
+                <w:color w:val="000000"/>
+                <w:szCs w:val="40"/>
+                <w:lang w:val="it-IT"/>
+              </w:rPr>
+              <w:t>12</w:t>
+            </w:r>
+            <w:r>
+              <w:rPr>
+                <w:rFonts w:ascii="BRH Devanagari Extra" w:hAnsi="BRH Devanagari Extra" w:cs="BRH Devanagari Extra"/>
+                <w:color w:val="000000"/>
+                <w:sz w:val="32"/>
+                <w:szCs w:val="40"/>
+                <w:lang w:val="it-IT"/>
+              </w:rPr>
+              <w:t>.</w:t>
+            </w:r>
+            <w:r>
+              <w:rPr>
+                <w:rFonts w:cs="BRH Devanagari Extra"/>
+                <w:color w:val="000000"/>
+                <w:szCs w:val="40"/>
+                <w:lang w:val="it-IT"/>
+              </w:rPr>
+              <w:t>2</w:t>
+            </w:r>
+            <w:r>
+              <w:rPr>
+                <w:rFonts w:ascii="BRH Devanagari Extra" w:hAnsi="BRH Devanagari Extra" w:cs="BRH Devanagari Extra"/>
+                <w:color w:val="000000"/>
+                <w:sz w:val="32"/>
+                <w:szCs w:val="40"/>
+                <w:lang w:val="it-IT"/>
+              </w:rPr>
+              <w:t>(</w:t>
+            </w:r>
+            <w:r>
+              <w:rPr>
+                <w:rFonts w:cs="BRH Devanagari Extra"/>
+                <w:color w:val="000000"/>
+                <w:szCs w:val="40"/>
+                <w:lang w:val="it-IT"/>
+              </w:rPr>
+              <w:t>50</w:t>
+            </w:r>
+            <w:r>
+              <w:rPr>
+                <w:rFonts w:ascii="BRH Devanagari Extra" w:hAnsi="BRH Devanagari Extra" w:cs="BRH Devanagari Extra"/>
+                <w:color w:val="000000"/>
+                <w:sz w:val="32"/>
+                <w:szCs w:val="40"/>
+                <w:lang w:val="it-IT"/>
+              </w:rPr>
+              <w:t>)-  cÉ</w:t>
+            </w:r>
+            <w:r>
+              <w:rPr>
+                <w:rFonts w:ascii="BRH Malayalam Extra" w:hAnsi="BRH Malayalam Extra" w:cs="BRH Devanagari Extra"/>
+                <w:color w:val="000000"/>
+                <w:szCs w:val="40"/>
+                <w:lang w:val="it-IT"/>
+              </w:rPr>
+              <w:t>–</w:t>
+            </w:r>
+            <w:r>
+              <w:rPr>
+                <w:rFonts w:ascii="BRH Devanagari Extra" w:hAnsi="BRH Devanagari Extra" w:cs="BRH Devanagari Extra"/>
+                <w:color w:val="000000"/>
+                <w:sz w:val="32"/>
+                <w:szCs w:val="40"/>
+                <w:lang w:val="it-IT"/>
+              </w:rPr>
+              <w:t>ÂqÉç | mÉÑlÉþÈ | L</w:t>
+            </w:r>
+            <w:r>
+              <w:rPr>
+                <w:rFonts w:ascii="BRH Devanagari Extra" w:hAnsi="BRH Devanagari Extra" w:cs="BRH Devanagari Extra"/>
+                <w:color w:val="000000"/>
+                <w:sz w:val="32"/>
+                <w:szCs w:val="40"/>
+                <w:highlight w:val="green"/>
+                <w:lang w:val="it-IT"/>
+              </w:rPr>
+              <w:t>irÉþ</w:t>
+            </w:r>
+            <w:r>
+              <w:rPr>
+                <w:rFonts w:ascii="BRH Devanagari Extra" w:hAnsi="BRH Devanagari Extra" w:cs="BRH Devanagari Extra"/>
+                <w:color w:val="000000"/>
+                <w:sz w:val="32"/>
+                <w:szCs w:val="40"/>
+                <w:lang w:val="it-IT"/>
+              </w:rPr>
+              <w:t xml:space="preserve"> |</w:t>
+            </w:r>
+          </w:p>
+          <w:p>
+            <w:pPr>
+              <w:widowControl w:val="0"/>
+              <w:autoSpaceDE w:val="0"/>
+              <w:autoSpaceDN w:val="0"/>
+              <w:adjustRightInd w:val="0"/>
+              <w:spacing w:before="0" w:line="240" w:lineRule="auto"/>
+              <w:rPr>
+                <w:rFonts w:ascii="BRH Malayalam Extra" w:hAnsi="BRH Malayalam Extra" w:cs="BRH Malayalam Extra"/>
+                <w:color w:val="000000"/>
+                <w:sz w:val="32"/>
+                <w:szCs w:val="40"/>
+                <w:lang w:val="it-IT"/>
+              </w:rPr>
+            </w:pPr>
+            <w:r>
+              <w:rPr>
+                <w:rFonts w:ascii="BRH Devanagari Extra" w:hAnsi="BRH Devanagari Extra" w:cs="BRH Devanagari Extra"/>
+                <w:color w:val="000000"/>
+                <w:sz w:val="32"/>
+                <w:szCs w:val="40"/>
+                <w:lang w:val="it-IT"/>
+              </w:rPr>
+              <w:t>cÉýÂqÉç mÉÑlÉýÈ mÉÑlÉþ ¶ÉýÂqÉç cÉýÂqÉç mÉÑlÉ</w:t>
+            </w:r>
+            <w:r>
+              <w:rPr>
+                <w:rFonts w:ascii="BRH Devanagari Extra" w:hAnsi="BRH Devanagari Extra" w:cs="BRH Devanagari Extra"/>
+                <w:color w:val="000000"/>
+                <w:sz w:val="32"/>
+                <w:szCs w:val="40"/>
+                <w:highlight w:val="green"/>
+                <w:lang w:val="it-IT"/>
+              </w:rPr>
+              <w:t>ýUåirÉåirÉ</w:t>
+            </w:r>
+            <w:r>
+              <w:rPr>
+                <w:rFonts w:ascii="BRH Devanagari Extra" w:hAnsi="BRH Devanagari Extra" w:cs="BRH Devanagari Extra"/>
+                <w:color w:val="000000"/>
+                <w:sz w:val="32"/>
+                <w:szCs w:val="40"/>
+                <w:lang w:val="it-IT"/>
+              </w:rPr>
+              <w:t>ý mÉÑlÉþ ¶ÉýÂqÉç cÉýÂqÉç mÉÑlÉý</w:t>
+            </w:r>
+            <w:r>
+              <w:rPr>
+                <w:rFonts w:ascii="BRH Devanagari Extra" w:hAnsi="BRH Devanagari Extra" w:cs="BRH Devanagari Extra"/>
+                <w:color w:val="000000"/>
+                <w:sz w:val="32"/>
+                <w:szCs w:val="40"/>
+                <w:highlight w:val="green"/>
+                <w:lang w:val="it-IT"/>
+              </w:rPr>
+              <w:t>Uåir</w:t>
+            </w:r>
+            <w:r>
+              <w:rPr>
+                <w:rFonts w:ascii="BRH Devanagari Extra" w:hAnsi="BRH Devanagari Extra" w:cs="BRH Devanagari Extra"/>
+                <w:color w:val="000000"/>
+                <w:sz w:val="32"/>
+                <w:szCs w:val="40"/>
+                <w:lang w:val="it-IT"/>
+              </w:rPr>
+              <w:t>Éþ |</w:t>
+            </w:r>
+            <w:r>
+              <w:rPr>
+                <w:rFonts w:ascii="BRH Devanagari Extra" w:hAnsi="BRH Devanagari Extra" w:cs="BRH Devanagari Extra"/>
+                <w:color w:val="000000"/>
+                <w:sz w:val="32"/>
+                <w:szCs w:val="40"/>
+                <w:lang w:val="it-IT"/>
+              </w:rPr>
+              <w:tab/>
+              <w:t xml:space="preserve"> </w:t>
+            </w:r>
+            <w:r>
+              <w:rPr>
+                <w:rFonts w:ascii="BRH Devanagari Extra" w:hAnsi="BRH Devanagari Extra" w:cs="BRH Devanagari Extra"/>
+                <w:color w:val="000000"/>
+                <w:sz w:val="32"/>
+                <w:szCs w:val="40"/>
+                <w:lang w:val="it-IT"/>
+              </w:rPr>
+              <w:tab/>
+              <w:t xml:space="preserve"> </w:t>
+            </w:r>
+            <w:r>
+              <w:rPr>
+                <w:rFonts w:ascii="BRH Devanagari Extra" w:hAnsi="BRH Devanagari Extra" w:cs="BRH Devanagari Extra"/>
+                <w:color w:val="000000"/>
+                <w:sz w:val="32"/>
+                <w:szCs w:val="40"/>
+                <w:lang w:val="it-IT"/>
+              </w:rPr>
+              <w:tab/>
+            </w:r>
+            <w:r>
+              <w:rPr>
+                <w:rFonts w:ascii="BRH Malayalam Extra" w:hAnsi="BRH Malayalam Extra" w:cs="BRH Malayalam Extra"/>
+                <w:color w:val="000000"/>
+                <w:sz w:val="32"/>
+                <w:szCs w:val="40"/>
+                <w:lang w:val="it-IT"/>
+              </w:rPr>
+              <w:tab/>
+              <w:t xml:space="preserve"> </w:t>
+            </w:r>
+          </w:p>
+          <w:p>
+            <w:pPr>
+              <w:widowControl w:val="0"/>
+              <w:autoSpaceDE w:val="0"/>
+              <w:autoSpaceDN w:val="0"/>
+              <w:adjustRightInd w:val="0"/>
+              <w:spacing w:before="0" w:line="240" w:lineRule="auto"/>
+              <w:rPr>
+                <w:rFonts w:ascii="BRH Devanagari Extra" w:hAnsi="BRH Devanagari Extra" w:cs="BRH Devanagari Extra"/>
+                <w:color w:val="000000"/>
+                <w:sz w:val="32"/>
+                <w:szCs w:val="40"/>
+                <w:lang w:val="it-IT"/>
+              </w:rPr>
+            </w:pPr>
+            <w:r>
+              <w:rPr>
+                <w:rFonts w:cs="BRH Devanagari Extra"/>
+                <w:color w:val="000000"/>
+                <w:szCs w:val="40"/>
+                <w:lang w:val="it-IT"/>
+              </w:rPr>
+              <w:t>65</w:t>
+            </w:r>
+            <w:r>
+              <w:rPr>
+                <w:rFonts w:ascii="BRH Devanagari Extra" w:hAnsi="BRH Devanagari Extra" w:cs="BRH Devanagari Extra"/>
+                <w:color w:val="000000"/>
+                <w:sz w:val="32"/>
+                <w:szCs w:val="40"/>
+                <w:lang w:val="it-IT"/>
+              </w:rPr>
+              <w:t>)</w:t>
+            </w:r>
+            <w:r>
+              <w:rPr>
+                <w:rFonts w:ascii="BRH Devanagari Extra" w:hAnsi="BRH Devanagari Extra" w:cs="BRH Devanagari Extra"/>
+                <w:color w:val="000000"/>
+                <w:sz w:val="32"/>
+                <w:szCs w:val="40"/>
+                <w:lang w:val="it-IT"/>
+              </w:rPr>
+              <w:tab/>
+            </w:r>
+            <w:r>
+              <w:rPr>
+                <w:rFonts w:cs="BRH Devanagari Extra"/>
+                <w:color w:val="000000"/>
+                <w:szCs w:val="40"/>
+                <w:lang w:val="it-IT"/>
+              </w:rPr>
+              <w:t>2</w:t>
+            </w:r>
+            <w:r>
+              <w:rPr>
+                <w:rFonts w:ascii="BRH Devanagari Extra" w:hAnsi="BRH Devanagari Extra" w:cs="BRH Devanagari Extra"/>
+                <w:color w:val="000000"/>
+                <w:sz w:val="32"/>
+                <w:szCs w:val="40"/>
+                <w:lang w:val="it-IT"/>
+              </w:rPr>
+              <w:t>.</w:t>
+            </w:r>
+            <w:r>
+              <w:rPr>
+                <w:rFonts w:cs="BRH Devanagari Extra"/>
+                <w:color w:val="000000"/>
+                <w:szCs w:val="40"/>
+                <w:lang w:val="it-IT"/>
+              </w:rPr>
+              <w:t>3</w:t>
+            </w:r>
+            <w:r>
+              <w:rPr>
+                <w:rFonts w:ascii="BRH Devanagari Extra" w:hAnsi="BRH Devanagari Extra" w:cs="BRH Devanagari Extra"/>
+                <w:color w:val="000000"/>
+                <w:sz w:val="32"/>
+                <w:szCs w:val="40"/>
+                <w:lang w:val="it-IT"/>
+              </w:rPr>
+              <w:t>.</w:t>
+            </w:r>
+            <w:r>
+              <w:rPr>
+                <w:rFonts w:cs="BRH Devanagari Extra"/>
+                <w:color w:val="000000"/>
+                <w:szCs w:val="40"/>
+                <w:lang w:val="it-IT"/>
+              </w:rPr>
+              <w:t>12</w:t>
+            </w:r>
+            <w:r>
+              <w:rPr>
+                <w:rFonts w:ascii="BRH Devanagari Extra" w:hAnsi="BRH Devanagari Extra" w:cs="BRH Devanagari Extra"/>
+                <w:color w:val="000000"/>
+                <w:sz w:val="32"/>
+                <w:szCs w:val="40"/>
+                <w:lang w:val="it-IT"/>
+              </w:rPr>
+              <w:t>.</w:t>
+            </w:r>
+            <w:r>
+              <w:rPr>
+                <w:rFonts w:cs="BRH Devanagari Extra"/>
+                <w:color w:val="000000"/>
+                <w:szCs w:val="40"/>
+                <w:lang w:val="it-IT"/>
+              </w:rPr>
+              <w:t>2</w:t>
+            </w:r>
+            <w:r>
+              <w:rPr>
+                <w:rFonts w:ascii="BRH Devanagari Extra" w:hAnsi="BRH Devanagari Extra" w:cs="BRH Devanagari Extra"/>
+                <w:color w:val="000000"/>
+                <w:sz w:val="32"/>
+                <w:szCs w:val="40"/>
+                <w:lang w:val="it-IT"/>
+              </w:rPr>
+              <w:t>(</w:t>
+            </w:r>
+            <w:r>
+              <w:rPr>
+                <w:rFonts w:cs="BRH Devanagari Extra"/>
+                <w:color w:val="000000"/>
+                <w:szCs w:val="40"/>
+                <w:lang w:val="it-IT"/>
+              </w:rPr>
+              <w:t>51</w:t>
+            </w:r>
+            <w:r>
+              <w:rPr>
+                <w:rFonts w:ascii="BRH Devanagari Extra" w:hAnsi="BRH Devanagari Extra" w:cs="BRH Devanagari Extra"/>
+                <w:color w:val="000000"/>
+                <w:sz w:val="32"/>
+                <w:szCs w:val="40"/>
+                <w:lang w:val="it-IT"/>
+              </w:rPr>
+              <w:t>)-  mÉÑlÉþÈ | L</w:t>
+            </w:r>
+            <w:r>
+              <w:rPr>
+                <w:rFonts w:ascii="BRH Devanagari Extra" w:hAnsi="BRH Devanagari Extra" w:cs="BRH Devanagari Extra"/>
+                <w:color w:val="000000"/>
+                <w:sz w:val="32"/>
+                <w:szCs w:val="40"/>
+                <w:highlight w:val="green"/>
+                <w:lang w:val="it-IT"/>
+              </w:rPr>
+              <w:t>irÉþ</w:t>
+            </w:r>
+            <w:r>
+              <w:rPr>
+                <w:rFonts w:ascii="BRH Devanagari Extra" w:hAnsi="BRH Devanagari Extra" w:cs="BRH Devanagari Extra"/>
+                <w:color w:val="000000"/>
+                <w:sz w:val="32"/>
+                <w:szCs w:val="40"/>
+                <w:lang w:val="it-IT"/>
+              </w:rPr>
+              <w:t xml:space="preserve"> | ÌlÉÈ |</w:t>
+            </w:r>
+          </w:p>
+          <w:p>
+            <w:pPr>
+              <w:widowControl w:val="0"/>
+              <w:autoSpaceDE w:val="0"/>
+              <w:autoSpaceDN w:val="0"/>
+              <w:adjustRightInd w:val="0"/>
+              <w:spacing w:before="0" w:line="240" w:lineRule="auto"/>
+              <w:rPr>
+                <w:rFonts w:ascii="BRH Devanagari Extra" w:hAnsi="BRH Devanagari Extra" w:cs="BRH Devanagari Extra"/>
+                <w:color w:val="000000"/>
+                <w:sz w:val="32"/>
+                <w:szCs w:val="40"/>
+                <w:lang w:val="it-IT"/>
+              </w:rPr>
+            </w:pPr>
+            <w:r>
+              <w:rPr>
+                <w:rFonts w:ascii="BRH Devanagari Extra" w:hAnsi="BRH Devanagari Extra" w:cs="BRH Devanagari Extra"/>
+                <w:color w:val="000000"/>
+                <w:sz w:val="32"/>
+                <w:szCs w:val="40"/>
+                <w:lang w:val="it-IT"/>
+              </w:rPr>
+              <w:t>mÉÑlÉ</w:t>
+            </w:r>
+            <w:r>
+              <w:rPr>
+                <w:rFonts w:ascii="BRH Devanagari Extra" w:hAnsi="BRH Devanagari Extra" w:cs="BRH Devanagari Extra"/>
+                <w:color w:val="000000"/>
+                <w:sz w:val="32"/>
+                <w:szCs w:val="40"/>
+                <w:highlight w:val="green"/>
+                <w:lang w:val="it-IT"/>
+              </w:rPr>
+              <w:t>ýUåirÉåir</w:t>
+            </w:r>
+            <w:r>
+              <w:rPr>
+                <w:rFonts w:ascii="BRH Devanagari Extra" w:hAnsi="BRH Devanagari Extra" w:cs="BRH Devanagari Extra"/>
+                <w:color w:val="000000"/>
+                <w:sz w:val="32"/>
+                <w:szCs w:val="40"/>
+                <w:lang w:val="it-IT"/>
+              </w:rPr>
+              <w:t>Éý mÉÑlÉýÈ mÉÑl</w:t>
+            </w:r>
+            <w:r>
+              <w:rPr>
+                <w:rFonts w:ascii="BRH Devanagari Extra" w:hAnsi="BRH Devanagari Extra" w:cs="BRH Devanagari Extra"/>
+                <w:color w:val="000000"/>
+                <w:sz w:val="32"/>
+                <w:szCs w:val="40"/>
+                <w:highlight w:val="green"/>
+                <w:lang w:val="it-IT"/>
+              </w:rPr>
+              <w:t>ÉýUåirÉ</w:t>
+            </w:r>
+            <w:r>
+              <w:rPr>
+                <w:rFonts w:ascii="BRH Devanagari Extra" w:hAnsi="BRH Devanagari Extra" w:cs="BRH Devanagari Extra"/>
+                <w:color w:val="000000"/>
+                <w:sz w:val="32"/>
+                <w:szCs w:val="40"/>
+                <w:lang w:val="it-IT"/>
+              </w:rPr>
+              <w:t>ý ÌlÉUç Íh</w:t>
+            </w:r>
+            <w:r>
+              <w:rPr>
+                <w:rFonts w:ascii="BRH Devanagari Extra" w:hAnsi="BRH Devanagari Extra" w:cs="BRH Devanagari Extra"/>
+                <w:color w:val="000000"/>
+                <w:sz w:val="32"/>
+                <w:szCs w:val="40"/>
+                <w:highlight w:val="green"/>
+                <w:lang w:val="it-IT"/>
+              </w:rPr>
+              <w:t>ÉUåirÉ</w:t>
+            </w:r>
+            <w:r>
+              <w:rPr>
+                <w:rFonts w:ascii="BRH Devanagari Extra" w:hAnsi="BRH Devanagari Extra" w:cs="BRH Devanagari Extra"/>
+                <w:color w:val="000000"/>
+                <w:sz w:val="32"/>
+                <w:szCs w:val="40"/>
+                <w:lang w:val="it-IT"/>
+              </w:rPr>
+              <w:t>ý mÉÑlÉýÈ  mÉÑlÉý</w:t>
+            </w:r>
+            <w:r>
+              <w:rPr>
+                <w:rFonts w:ascii="BRH Devanagari Extra" w:hAnsi="BRH Devanagari Extra" w:cs="BRH Devanagari Extra"/>
+                <w:color w:val="000000"/>
+                <w:sz w:val="32"/>
+                <w:szCs w:val="40"/>
+                <w:highlight w:val="green"/>
+                <w:lang w:val="it-IT"/>
+              </w:rPr>
+              <w:t>Uåir</w:t>
+            </w:r>
+            <w:r>
+              <w:rPr>
+                <w:rFonts w:ascii="BRH Devanagari Extra" w:hAnsi="BRH Devanagari Extra" w:cs="BRH Devanagari Extra"/>
+                <w:color w:val="000000"/>
+                <w:sz w:val="32"/>
+                <w:szCs w:val="40"/>
+                <w:lang w:val="it-IT"/>
+              </w:rPr>
+              <w:t xml:space="preserve">Éý ÌlÉÈ | </w:t>
+            </w:r>
+          </w:p>
+          <w:p>
+            <w:pPr>
+              <w:widowControl w:val="0"/>
+              <w:autoSpaceDE w:val="0"/>
+              <w:autoSpaceDN w:val="0"/>
+              <w:adjustRightInd w:val="0"/>
+              <w:spacing w:before="0" w:line="240" w:lineRule="auto"/>
+              <w:rPr>
+                <w:rFonts w:ascii="BRH Devanagari Extra" w:hAnsi="BRH Devanagari Extra" w:cs="BRH Devanagari Extra"/>
+                <w:color w:val="000000"/>
+                <w:sz w:val="32"/>
+                <w:szCs w:val="40"/>
+                <w:lang w:val="it-IT"/>
+              </w:rPr>
+            </w:pPr>
+            <w:r>
+              <w:rPr>
+                <w:rFonts w:cs="BRH Devanagari Extra"/>
+                <w:color w:val="000000"/>
+                <w:szCs w:val="40"/>
+                <w:lang w:val="it-IT"/>
+              </w:rPr>
+              <w:t>66</w:t>
+            </w:r>
+            <w:r>
+              <w:rPr>
+                <w:rFonts w:ascii="BRH Devanagari Extra" w:hAnsi="BRH Devanagari Extra" w:cs="BRH Devanagari Extra"/>
+                <w:color w:val="000000"/>
+                <w:sz w:val="32"/>
+                <w:szCs w:val="40"/>
+                <w:lang w:val="it-IT"/>
+              </w:rPr>
+              <w:t>)</w:t>
+            </w:r>
+            <w:r>
+              <w:rPr>
+                <w:rFonts w:ascii="BRH Devanagari Extra" w:hAnsi="BRH Devanagari Extra" w:cs="BRH Devanagari Extra"/>
+                <w:color w:val="000000"/>
+                <w:sz w:val="32"/>
+                <w:szCs w:val="40"/>
+                <w:lang w:val="it-IT"/>
+              </w:rPr>
+              <w:tab/>
+            </w:r>
+            <w:r>
+              <w:rPr>
+                <w:rFonts w:cs="BRH Devanagari Extra"/>
+                <w:color w:val="000000"/>
+                <w:szCs w:val="40"/>
+                <w:lang w:val="it-IT"/>
+              </w:rPr>
+              <w:t>2</w:t>
+            </w:r>
+            <w:r>
+              <w:rPr>
+                <w:rFonts w:ascii="BRH Devanagari Extra" w:hAnsi="BRH Devanagari Extra" w:cs="BRH Devanagari Extra"/>
+                <w:color w:val="000000"/>
+                <w:sz w:val="32"/>
+                <w:szCs w:val="40"/>
+                <w:lang w:val="it-IT"/>
+              </w:rPr>
+              <w:t>.</w:t>
+            </w:r>
+            <w:r>
+              <w:rPr>
+                <w:rFonts w:cs="BRH Devanagari Extra"/>
+                <w:color w:val="000000"/>
+                <w:szCs w:val="40"/>
+                <w:lang w:val="it-IT"/>
+              </w:rPr>
+              <w:t>3</w:t>
+            </w:r>
+            <w:r>
+              <w:rPr>
+                <w:rFonts w:ascii="BRH Devanagari Extra" w:hAnsi="BRH Devanagari Extra" w:cs="BRH Devanagari Extra"/>
+                <w:color w:val="000000"/>
+                <w:sz w:val="32"/>
+                <w:szCs w:val="40"/>
+                <w:lang w:val="it-IT"/>
+              </w:rPr>
+              <w:t>.</w:t>
+            </w:r>
+            <w:r>
+              <w:rPr>
+                <w:rFonts w:cs="BRH Devanagari Extra"/>
+                <w:color w:val="000000"/>
+                <w:szCs w:val="40"/>
+                <w:lang w:val="it-IT"/>
+              </w:rPr>
+              <w:t>12</w:t>
+            </w:r>
+            <w:r>
+              <w:rPr>
+                <w:rFonts w:ascii="BRH Devanagari Extra" w:hAnsi="BRH Devanagari Extra" w:cs="BRH Devanagari Extra"/>
+                <w:color w:val="000000"/>
+                <w:sz w:val="32"/>
+                <w:szCs w:val="40"/>
+                <w:lang w:val="it-IT"/>
+              </w:rPr>
+              <w:t>.</w:t>
+            </w:r>
+            <w:r>
+              <w:rPr>
+                <w:rFonts w:cs="BRH Devanagari Extra"/>
+                <w:color w:val="000000"/>
+                <w:szCs w:val="40"/>
+                <w:lang w:val="it-IT"/>
+              </w:rPr>
+              <w:t>2</w:t>
+            </w:r>
+            <w:r>
+              <w:rPr>
+                <w:rFonts w:ascii="BRH Devanagari Extra" w:hAnsi="BRH Devanagari Extra" w:cs="BRH Devanagari Extra"/>
+                <w:color w:val="000000"/>
+                <w:sz w:val="32"/>
+                <w:szCs w:val="40"/>
+                <w:lang w:val="it-IT"/>
+              </w:rPr>
+              <w:t>(</w:t>
+            </w:r>
+            <w:r>
+              <w:rPr>
+                <w:rFonts w:cs="BRH Devanagari Extra"/>
+                <w:color w:val="000000"/>
+                <w:szCs w:val="40"/>
+                <w:lang w:val="it-IT"/>
+              </w:rPr>
+              <w:t>52</w:t>
+            </w:r>
+            <w:r>
+              <w:rPr>
+                <w:rFonts w:ascii="BRH Devanagari Extra" w:hAnsi="BRH Devanagari Extra" w:cs="BRH Devanagari Extra"/>
+                <w:color w:val="000000"/>
+                <w:sz w:val="32"/>
+                <w:szCs w:val="40"/>
+                <w:lang w:val="it-IT"/>
+              </w:rPr>
+              <w:t>)-  L</w:t>
+            </w:r>
+            <w:r>
+              <w:rPr>
+                <w:rFonts w:ascii="BRH Devanagari Extra" w:hAnsi="BRH Devanagari Extra" w:cs="BRH Devanagari Extra"/>
+                <w:color w:val="000000"/>
+                <w:sz w:val="32"/>
+                <w:szCs w:val="40"/>
+                <w:highlight w:val="green"/>
+                <w:lang w:val="it-IT"/>
+              </w:rPr>
+              <w:t>irÉþ</w:t>
+            </w:r>
+            <w:r>
+              <w:rPr>
+                <w:rFonts w:ascii="BRH Devanagari Extra" w:hAnsi="BRH Devanagari Extra" w:cs="BRH Devanagari Extra"/>
+                <w:color w:val="000000"/>
+                <w:sz w:val="32"/>
+                <w:szCs w:val="40"/>
+                <w:lang w:val="it-IT"/>
+              </w:rPr>
+              <w:t xml:space="preserve"> | ÌlÉÈ | uÉ</w:t>
+            </w:r>
+            <w:r>
+              <w:rPr>
+                <w:rFonts w:ascii="BRH Malayalam Extra" w:hAnsi="BRH Malayalam Extra" w:cs="BRH Devanagari Extra"/>
+                <w:color w:val="000000"/>
+                <w:szCs w:val="40"/>
+                <w:lang w:val="it-IT"/>
+              </w:rPr>
+              <w:t>–</w:t>
+            </w:r>
+            <w:r>
+              <w:rPr>
+                <w:rFonts w:ascii="BRH Devanagari Extra" w:hAnsi="BRH Devanagari Extra" w:cs="BRH Devanagari Extra"/>
+                <w:color w:val="000000"/>
+                <w:sz w:val="32"/>
+                <w:szCs w:val="40"/>
+                <w:lang w:val="it-IT"/>
+              </w:rPr>
+              <w:t>mÉå</w:t>
+            </w:r>
+            <w:r>
+              <w:rPr>
+                <w:rFonts w:ascii="BRH Malayalam Extra" w:hAnsi="BRH Malayalam Extra" w:cs="BRH Devanagari Extra"/>
+                <w:color w:val="000000"/>
+                <w:szCs w:val="40"/>
+                <w:lang w:val="it-IT"/>
+              </w:rPr>
+              <w:t>–</w:t>
+            </w:r>
+            <w:r>
+              <w:rPr>
+                <w:rFonts w:ascii="BRH Devanagari Extra" w:hAnsi="BRH Devanagari Extra" w:cs="BRH Devanagari Extra"/>
+                <w:color w:val="000000"/>
+                <w:sz w:val="32"/>
+                <w:szCs w:val="40"/>
+                <w:lang w:val="it-IT"/>
+              </w:rPr>
+              <w:t>iÉç |</w:t>
+            </w:r>
+          </w:p>
+          <w:p>
+            <w:pPr>
+              <w:widowControl w:val="0"/>
+              <w:autoSpaceDE w:val="0"/>
+              <w:autoSpaceDN w:val="0"/>
+              <w:adjustRightInd w:val="0"/>
+              <w:spacing w:before="0" w:line="240" w:lineRule="auto"/>
+              <w:rPr>
+                <w:rFonts w:ascii="BRH Devanagari Extra" w:hAnsi="BRH Devanagari Extra" w:cs="BRH Devanagari Extra"/>
+                <w:color w:val="000000"/>
+                <w:sz w:val="32"/>
+                <w:szCs w:val="40"/>
+                <w:lang w:val="it-IT"/>
+              </w:rPr>
+            </w:pPr>
+            <w:r>
+              <w:rPr>
+                <w:rFonts w:ascii="BRH Devanagari Extra" w:hAnsi="BRH Devanagari Extra" w:cs="BRH Devanagari Extra"/>
+                <w:color w:val="000000"/>
+                <w:sz w:val="32"/>
+                <w:szCs w:val="40"/>
+                <w:lang w:val="it-IT"/>
+              </w:rPr>
+              <w:t>LirÉåirÉ</w:t>
+            </w:r>
+            <w:r>
+              <w:rPr>
+                <w:rFonts w:ascii="BRH Malayalam Extra" w:hAnsi="BRH Malayalam Extra" w:cs="BRH Devanagari Extra"/>
+                <w:color w:val="000000"/>
+                <w:szCs w:val="40"/>
+                <w:lang w:val="it-IT"/>
+              </w:rPr>
+              <w:t>–</w:t>
+            </w:r>
+            <w:r>
+              <w:rPr>
+                <w:rFonts w:ascii="BRH Devanagari Extra" w:hAnsi="BRH Devanagari Extra" w:cs="BRH Devanagari Extra"/>
+                <w:color w:val="000000"/>
+                <w:sz w:val="32"/>
+                <w:szCs w:val="40"/>
+                <w:lang w:val="it-IT"/>
+              </w:rPr>
+              <w:t xml:space="preserve"> ÌlÉUç ÍhÉUåirÉå irÉæirÉåirÉ</w:t>
+            </w:r>
+            <w:r>
+              <w:rPr>
+                <w:rFonts w:ascii="BRH Malayalam Extra" w:hAnsi="BRH Malayalam Extra" w:cs="BRH Devanagari Extra"/>
+                <w:color w:val="000000"/>
+                <w:szCs w:val="40"/>
+                <w:lang w:val="it-IT"/>
+              </w:rPr>
+              <w:t>–</w:t>
+            </w:r>
+            <w:r>
+              <w:rPr>
+                <w:rFonts w:ascii="BRH Devanagari Extra" w:hAnsi="BRH Devanagari Extra" w:cs="BRH Devanagari Extra"/>
+                <w:color w:val="000000"/>
+                <w:sz w:val="32"/>
+                <w:szCs w:val="40"/>
+                <w:lang w:val="it-IT"/>
+              </w:rPr>
+              <w:t xml:space="preserve"> ÌlÉUç uÉþmÉåSè uÉmÉå</w:t>
+            </w:r>
+            <w:r>
+              <w:rPr>
+                <w:rFonts w:ascii="BRH Malayalam Extra" w:hAnsi="BRH Malayalam Extra" w:cs="BRH Devanagari Extra"/>
+                <w:color w:val="000000"/>
+                <w:szCs w:val="40"/>
+                <w:lang w:val="it-IT"/>
+              </w:rPr>
+              <w:t>–</w:t>
+            </w:r>
+            <w:r>
+              <w:rPr>
+                <w:rFonts w:ascii="BRH Devanagari Extra" w:hAnsi="BRH Devanagari Extra" w:cs="BRH Devanagari Extra"/>
+                <w:color w:val="000000"/>
+                <w:sz w:val="32"/>
+                <w:szCs w:val="40"/>
+                <w:lang w:val="it-IT"/>
+              </w:rPr>
+              <w:t>lÉç ÌlÉUåirÉå irÉæirÉåirÉ</w:t>
+            </w:r>
+            <w:r>
+              <w:rPr>
+                <w:rFonts w:ascii="BRH Malayalam Extra" w:hAnsi="BRH Malayalam Extra" w:cs="BRH Devanagari Extra"/>
+                <w:color w:val="000000"/>
+                <w:szCs w:val="40"/>
+                <w:lang w:val="it-IT"/>
+              </w:rPr>
+              <w:t>–</w:t>
+            </w:r>
+            <w:r>
+              <w:rPr>
+                <w:rFonts w:ascii="BRH Devanagari Extra" w:hAnsi="BRH Devanagari Extra" w:cs="BRH Devanagari Extra"/>
+                <w:color w:val="000000"/>
+                <w:sz w:val="32"/>
+                <w:szCs w:val="40"/>
+                <w:lang w:val="it-IT"/>
+              </w:rPr>
+              <w:t xml:space="preserve"> </w:t>
+            </w:r>
+          </w:p>
+          <w:p>
+            <w:pPr>
+              <w:widowControl w:val="0"/>
+              <w:autoSpaceDE w:val="0"/>
+              <w:autoSpaceDN w:val="0"/>
+              <w:adjustRightInd w:val="0"/>
+              <w:spacing w:before="0" w:line="240" w:lineRule="auto"/>
+              <w:rPr>
+                <w:rFonts w:ascii="BRH Devanagari Extra" w:hAnsi="BRH Devanagari Extra" w:cs="BRH Devanagari Extra"/>
+                <w:color w:val="000000"/>
+                <w:sz w:val="32"/>
+                <w:szCs w:val="40"/>
+                <w:lang w:val="it-IT"/>
+              </w:rPr>
+            </w:pPr>
+            <w:r>
+              <w:rPr>
+                <w:rFonts w:ascii="BRH Devanagari Extra" w:hAnsi="BRH Devanagari Extra" w:cs="BRH Devanagari Extra"/>
+                <w:color w:val="000000"/>
+                <w:sz w:val="32"/>
+                <w:szCs w:val="40"/>
+                <w:lang w:val="it-IT"/>
+              </w:rPr>
+              <w:t xml:space="preserve">ÌlÉUç uÉþmÉåiÉç | </w:t>
+            </w:r>
+          </w:p>
+          <w:p>
+            <w:pPr>
+              <w:widowControl w:val="0"/>
+              <w:autoSpaceDE w:val="0"/>
+              <w:autoSpaceDN w:val="0"/>
+              <w:adjustRightInd w:val="0"/>
+              <w:spacing w:before="0" w:line="240" w:lineRule="auto"/>
+              <w:rPr>
+                <w:rFonts w:ascii="BRH Devanagari Extra" w:hAnsi="BRH Devanagari Extra" w:cs="BRH Devanagari Extra"/>
+                <w:color w:val="000000"/>
+                <w:sz w:val="32"/>
+                <w:szCs w:val="40"/>
+                <w:lang w:val="it-IT"/>
+              </w:rPr>
+            </w:pPr>
+            <w:r>
+              <w:rPr>
+                <w:rFonts w:ascii="BRH Devanagari Extra" w:hAnsi="BRH Devanagari Extra" w:cs="BRH Devanagari Extra"/>
+                <w:color w:val="000000"/>
+                <w:sz w:val="32"/>
+                <w:szCs w:val="40"/>
+                <w:lang w:val="it-IT"/>
+              </w:rPr>
+              <w:t>L</w:t>
+            </w:r>
+            <w:r>
+              <w:rPr>
+                <w:rFonts w:ascii="BRH Devanagari Extra" w:hAnsi="BRH Devanagari Extra" w:cs="BRH Devanagari Extra"/>
+                <w:color w:val="000000"/>
+                <w:sz w:val="32"/>
+                <w:szCs w:val="40"/>
+                <w:highlight w:val="green"/>
+                <w:lang w:val="it-IT"/>
+              </w:rPr>
+              <w:t>irÉ</w:t>
+            </w:r>
+            <w:r>
+              <w:rPr>
+                <w:rFonts w:ascii="BRH Devanagari Extra" w:hAnsi="BRH Devanagari Extra" w:cs="BRH Devanagari Extra"/>
+                <w:color w:val="000000"/>
+                <w:sz w:val="32"/>
+                <w:szCs w:val="40"/>
+                <w:lang w:val="it-IT"/>
+              </w:rPr>
+              <w:t>ý ÌlÉUç ÍhÉ</w:t>
+            </w:r>
+            <w:r>
+              <w:rPr>
+                <w:rFonts w:ascii="BRH Devanagari Extra" w:hAnsi="BRH Devanagari Extra" w:cs="BRH Devanagari Extra"/>
+                <w:color w:val="000000"/>
+                <w:sz w:val="32"/>
+                <w:szCs w:val="40"/>
+                <w:highlight w:val="green"/>
+                <w:lang w:val="it-IT"/>
+              </w:rPr>
+              <w:t>UåirÉãirÉ</w:t>
+            </w:r>
+            <w:r>
+              <w:rPr>
+                <w:rFonts w:ascii="BRH Devanagari Extra" w:hAnsi="BRH Devanagari Extra" w:cs="BRH Devanagari Extra"/>
+                <w:color w:val="000000"/>
+                <w:sz w:val="32"/>
+                <w:szCs w:val="40"/>
+                <w:lang w:val="it-IT"/>
+              </w:rPr>
+              <w:t>ý ÌlÉUç uÉþmÉåSè uÉmÉåýlÉç ÌlÉ</w:t>
+            </w:r>
+            <w:r>
+              <w:rPr>
+                <w:rFonts w:ascii="BRH Devanagari Extra" w:hAnsi="BRH Devanagari Extra" w:cs="BRH Devanagari Extra"/>
+                <w:color w:val="000000"/>
+                <w:sz w:val="32"/>
+                <w:szCs w:val="40"/>
+                <w:highlight w:val="green"/>
+                <w:lang w:val="it-IT"/>
+              </w:rPr>
+              <w:t>UåirÉåir</w:t>
+            </w:r>
+            <w:r>
+              <w:rPr>
+                <w:rFonts w:ascii="BRH Devanagari Extra" w:hAnsi="BRH Devanagari Extra" w:cs="BRH Devanagari Extra"/>
+                <w:color w:val="000000"/>
+                <w:sz w:val="32"/>
+                <w:szCs w:val="40"/>
+                <w:lang w:val="it-IT"/>
+              </w:rPr>
+              <w:t>Éý ÌlÉUç uÉþmÉåiÉç |</w:t>
+            </w:r>
+            <w:r>
+              <w:rPr>
+                <w:rFonts w:ascii="BRH Devanagari Extra" w:hAnsi="BRH Devanagari Extra" w:cs="BRH Devanagari Extra"/>
+                <w:color w:val="000000"/>
+                <w:sz w:val="32"/>
+                <w:szCs w:val="40"/>
+                <w:lang w:val="it-IT"/>
+              </w:rPr>
+              <w:tab/>
+              <w:t xml:space="preserve"> </w:t>
+            </w:r>
+          </w:p>
+          <w:p>
+            <w:pPr>
+              <w:widowControl w:val="0"/>
+              <w:autoSpaceDE w:val="0"/>
+              <w:autoSpaceDN w:val="0"/>
+              <w:adjustRightInd w:val="0"/>
+              <w:spacing w:before="0" w:line="240" w:lineRule="auto"/>
+              <w:rPr>
+                <w:rFonts w:ascii="BRH Devanagari Extra" w:hAnsi="BRH Devanagari Extra" w:cs="BRH Devanagari Extra"/>
+                <w:color w:val="000000"/>
+                <w:sz w:val="32"/>
+                <w:szCs w:val="40"/>
+                <w:lang w:val="it-IT"/>
+              </w:rPr>
+            </w:pPr>
+            <w:r>
+              <w:rPr>
+                <w:rFonts w:cs="BRH Devanagari Extra"/>
+                <w:color w:val="000000"/>
+                <w:szCs w:val="40"/>
+                <w:lang w:val="it-IT"/>
+              </w:rPr>
+              <w:t>67</w:t>
+            </w:r>
+            <w:r>
+              <w:rPr>
+                <w:rFonts w:ascii="BRH Devanagari Extra" w:hAnsi="BRH Devanagari Extra" w:cs="BRH Devanagari Extra"/>
+                <w:color w:val="000000"/>
+                <w:sz w:val="32"/>
+                <w:szCs w:val="40"/>
+                <w:lang w:val="it-IT"/>
+              </w:rPr>
+              <w:t>)</w:t>
+            </w:r>
+            <w:r>
+              <w:rPr>
+                <w:rFonts w:ascii="BRH Devanagari Extra" w:hAnsi="BRH Devanagari Extra" w:cs="BRH Devanagari Extra"/>
+                <w:color w:val="000000"/>
+                <w:sz w:val="32"/>
+                <w:szCs w:val="40"/>
+                <w:lang w:val="it-IT"/>
+              </w:rPr>
+              <w:tab/>
+            </w:r>
+            <w:r>
+              <w:rPr>
+                <w:rFonts w:cs="BRH Devanagari Extra"/>
+                <w:color w:val="000000"/>
+                <w:szCs w:val="40"/>
+                <w:lang w:val="it-IT"/>
+              </w:rPr>
+              <w:t>2</w:t>
+            </w:r>
+            <w:r>
+              <w:rPr>
+                <w:rFonts w:ascii="BRH Devanagari Extra" w:hAnsi="BRH Devanagari Extra" w:cs="BRH Devanagari Extra"/>
+                <w:color w:val="000000"/>
+                <w:sz w:val="32"/>
+                <w:szCs w:val="40"/>
+                <w:lang w:val="it-IT"/>
+              </w:rPr>
+              <w:t>.</w:t>
+            </w:r>
+            <w:r>
+              <w:rPr>
+                <w:rFonts w:cs="BRH Devanagari Extra"/>
+                <w:color w:val="000000"/>
+                <w:szCs w:val="40"/>
+                <w:lang w:val="it-IT"/>
+              </w:rPr>
+              <w:t>3</w:t>
+            </w:r>
+            <w:r>
+              <w:rPr>
+                <w:rFonts w:ascii="BRH Devanagari Extra" w:hAnsi="BRH Devanagari Extra" w:cs="BRH Devanagari Extra"/>
+                <w:color w:val="000000"/>
+                <w:sz w:val="32"/>
+                <w:szCs w:val="40"/>
+                <w:lang w:val="it-IT"/>
+              </w:rPr>
+              <w:t>.</w:t>
+            </w:r>
+            <w:r>
+              <w:rPr>
+                <w:rFonts w:cs="BRH Devanagari Extra"/>
+                <w:color w:val="000000"/>
+                <w:szCs w:val="40"/>
+                <w:lang w:val="it-IT"/>
+              </w:rPr>
+              <w:t>12</w:t>
+            </w:r>
+            <w:r>
+              <w:rPr>
+                <w:rFonts w:ascii="BRH Devanagari Extra" w:hAnsi="BRH Devanagari Extra" w:cs="BRH Devanagari Extra"/>
+                <w:color w:val="000000"/>
+                <w:sz w:val="32"/>
+                <w:szCs w:val="40"/>
+                <w:lang w:val="it-IT"/>
+              </w:rPr>
+              <w:t>.</w:t>
+            </w:r>
+            <w:r>
+              <w:rPr>
+                <w:rFonts w:cs="BRH Devanagari Extra"/>
+                <w:color w:val="000000"/>
+                <w:szCs w:val="40"/>
+                <w:lang w:val="it-IT"/>
+              </w:rPr>
+              <w:t>2</w:t>
+            </w:r>
+            <w:r>
+              <w:rPr>
+                <w:rFonts w:ascii="BRH Devanagari Extra" w:hAnsi="BRH Devanagari Extra" w:cs="BRH Devanagari Extra"/>
+                <w:color w:val="000000"/>
+                <w:sz w:val="32"/>
+                <w:szCs w:val="40"/>
+                <w:lang w:val="it-IT"/>
+              </w:rPr>
+              <w:t>(</w:t>
+            </w:r>
+            <w:r>
+              <w:rPr>
+                <w:rFonts w:cs="BRH Devanagari Extra"/>
+                <w:color w:val="000000"/>
+                <w:szCs w:val="40"/>
+                <w:lang w:val="it-IT"/>
+              </w:rPr>
+              <w:t>52</w:t>
+            </w:r>
+            <w:r>
+              <w:rPr>
+                <w:rFonts w:ascii="BRH Devanagari Extra" w:hAnsi="BRH Devanagari Extra" w:cs="BRH Devanagari Extra"/>
+                <w:color w:val="000000"/>
+                <w:sz w:val="32"/>
+                <w:szCs w:val="40"/>
+                <w:lang w:val="it-IT"/>
+              </w:rPr>
+              <w:t>)-  L</w:t>
+            </w:r>
+            <w:r>
+              <w:rPr>
+                <w:rFonts w:ascii="BRH Devanagari Extra" w:hAnsi="BRH Devanagari Extra" w:cs="BRH Devanagari Extra"/>
+                <w:color w:val="000000"/>
+                <w:sz w:val="32"/>
+                <w:szCs w:val="40"/>
+                <w:highlight w:val="green"/>
+                <w:lang w:val="it-IT"/>
+              </w:rPr>
+              <w:t>irÉþ</w:t>
+            </w:r>
+            <w:r>
+              <w:rPr>
+                <w:rFonts w:ascii="BRH Devanagari Extra" w:hAnsi="BRH Devanagari Extra" w:cs="BRH Devanagari Extra"/>
+                <w:color w:val="000000"/>
+                <w:sz w:val="32"/>
+                <w:szCs w:val="40"/>
+                <w:lang w:val="it-IT"/>
+              </w:rPr>
+              <w:t xml:space="preserve"> |</w:t>
+            </w:r>
+          </w:p>
+          <w:p>
+            <w:pPr>
+              <w:widowControl w:val="0"/>
+              <w:autoSpaceDE w:val="0"/>
+              <w:autoSpaceDN w:val="0"/>
+              <w:adjustRightInd w:val="0"/>
+              <w:spacing w:before="0" w:line="240" w:lineRule="auto"/>
+              <w:rPr>
+                <w:rFonts w:ascii="BRH Devanagari Extra" w:hAnsi="BRH Devanagari Extra" w:cs="BRH Devanagari Extra"/>
+                <w:color w:val="000000"/>
+                <w:sz w:val="32"/>
+                <w:szCs w:val="40"/>
+                <w:lang w:val="it-IT"/>
+              </w:rPr>
+            </w:pPr>
+            <w:r>
+              <w:rPr>
+                <w:rFonts w:ascii="BRH Devanagari Extra" w:hAnsi="BRH Devanagari Extra" w:cs="BRH Devanagari Extra"/>
+                <w:color w:val="000000"/>
+                <w:sz w:val="32"/>
+                <w:szCs w:val="40"/>
+                <w:lang w:val="it-IT"/>
+              </w:rPr>
+              <w:t xml:space="preserve">LirÉåirÉÉÿ - CirÉþ | </w:t>
+            </w:r>
+          </w:p>
+          <w:p>
+            <w:pPr>
+              <w:widowControl w:val="0"/>
+              <w:autoSpaceDE w:val="0"/>
+              <w:autoSpaceDN w:val="0"/>
+              <w:adjustRightInd w:val="0"/>
+              <w:spacing w:before="0" w:line="240" w:lineRule="auto"/>
+              <w:rPr>
+                <w:rFonts w:cs="Latha"/>
+                <w:b/>
+                <w:bCs/>
+                <w:szCs w:val="24"/>
+                <w:cs/>
+                <w:lang w:val="it-IT" w:bidi="ta-IN"/>
+              </w:rPr>
+            </w:pPr>
+          </w:p>
+        </w:tc>
+      </w:tr>
+      <w:tr>
+        <w:trPr>
+          <w:trHeight w:val="899"/>
+        </w:trPr>
+        <w:tc>
+          <w:tcPr>
+            <w:tcW w:w="7166" w:type="dxa"/>
+            <w:tcBorders>
+              <w:top w:val="single" w:sz="4" w:space="0" w:color="000000"/>
+              <w:left w:val="single" w:sz="4" w:space="0" w:color="000000"/>
+              <w:bottom w:val="single" w:sz="4" w:space="0" w:color="000000"/>
+              <w:right w:val="single" w:sz="4" w:space="0" w:color="000000"/>
+            </w:tcBorders>
+          </w:tcPr>
+          <w:p>
+            <w:pPr>
+              <w:widowControl w:val="0"/>
+              <w:autoSpaceDE w:val="0"/>
+              <w:autoSpaceDN w:val="0"/>
+              <w:adjustRightInd w:val="0"/>
+              <w:spacing w:before="0" w:line="240" w:lineRule="auto"/>
+              <w:rPr>
+                <w:rFonts w:cs="Latha"/>
+                <w:b/>
+                <w:bCs/>
+                <w:szCs w:val="24"/>
+                <w:cs/>
+                <w:lang w:val="it-IT" w:bidi="ta-IN"/>
+              </w:rPr>
+            </w:pPr>
+          </w:p>
+        </w:tc>
+        <w:tc>
+          <w:tcPr>
+            <w:tcW w:w="7371" w:type="dxa"/>
+            <w:tcBorders>
+              <w:top w:val="single" w:sz="4" w:space="0" w:color="000000"/>
+              <w:left w:val="single" w:sz="4" w:space="0" w:color="000000"/>
+              <w:bottom w:val="single" w:sz="4" w:space="0" w:color="000000"/>
+              <w:right w:val="single" w:sz="4" w:space="0" w:color="000000"/>
+            </w:tcBorders>
+          </w:tcPr>
+          <w:p>
+            <w:pPr>
+              <w:widowControl w:val="0"/>
+              <w:autoSpaceDE w:val="0"/>
+              <w:autoSpaceDN w:val="0"/>
+              <w:adjustRightInd w:val="0"/>
+              <w:spacing w:before="0" w:line="240" w:lineRule="auto"/>
+              <w:rPr>
+                <w:rFonts w:cs="Latha"/>
+                <w:b/>
+                <w:bCs/>
+                <w:szCs w:val="24"/>
+                <w:cs/>
+                <w:lang w:val="it-IT" w:bidi="ta-IN"/>
+              </w:rPr>
+            </w:pPr>
+          </w:p>
+        </w:tc>
+      </w:tr>
+      <w:tr>
+        <w:trPr>
+          <w:trHeight w:val="899"/>
+        </w:trPr>
+        <w:tc>
+          <w:tcPr>
+            <w:tcW w:w="7166" w:type="dxa"/>
+            <w:tcBorders>
+              <w:top w:val="single" w:sz="4" w:space="0" w:color="000000"/>
+              <w:left w:val="single" w:sz="4" w:space="0" w:color="000000"/>
+              <w:bottom w:val="single" w:sz="4" w:space="0" w:color="000000"/>
+              <w:right w:val="single" w:sz="4" w:space="0" w:color="000000"/>
+            </w:tcBorders>
+          </w:tcPr>
+          <w:p>
+            <w:pPr>
+              <w:widowControl w:val="0"/>
+              <w:autoSpaceDE w:val="0"/>
+              <w:autoSpaceDN w:val="0"/>
+              <w:adjustRightInd w:val="0"/>
+              <w:spacing w:before="0" w:line="240" w:lineRule="auto"/>
+              <w:rPr>
+                <w:rFonts w:cs="Latha"/>
+                <w:b/>
+                <w:bCs/>
+                <w:szCs w:val="24"/>
+                <w:cs/>
+                <w:lang w:val="it-IT" w:bidi="ta-IN"/>
+              </w:rPr>
+            </w:pPr>
+          </w:p>
+        </w:tc>
+        <w:tc>
+          <w:tcPr>
+            <w:tcW w:w="7371" w:type="dxa"/>
+            <w:tcBorders>
+              <w:top w:val="single" w:sz="4" w:space="0" w:color="000000"/>
+              <w:left w:val="single" w:sz="4" w:space="0" w:color="000000"/>
+              <w:bottom w:val="single" w:sz="4" w:space="0" w:color="000000"/>
+              <w:right w:val="single" w:sz="4" w:space="0" w:color="000000"/>
+            </w:tcBorders>
+          </w:tcPr>
+          <w:p>
+            <w:pPr>
+              <w:widowControl w:val="0"/>
+              <w:autoSpaceDE w:val="0"/>
+              <w:autoSpaceDN w:val="0"/>
+              <w:adjustRightInd w:val="0"/>
+              <w:spacing w:before="0" w:line="240" w:lineRule="auto"/>
+              <w:rPr>
+                <w:rFonts w:cs="Latha"/>
+                <w:b/>
+                <w:bCs/>
+                <w:szCs w:val="24"/>
+                <w:cs/>
+                <w:lang w:val="it-IT" w:bidi="ta-IN"/>
+              </w:rPr>
+            </w:pPr>
+          </w:p>
+        </w:tc>
+      </w:tr>
+      <w:tr>
+        <w:trPr>
+          <w:trHeight w:val="899"/>
+        </w:trPr>
+        <w:tc>
+          <w:tcPr>
+            <w:tcW w:w="7166" w:type="dxa"/>
+            <w:tcBorders>
+              <w:top w:val="single" w:sz="4" w:space="0" w:color="000000"/>
+              <w:left w:val="single" w:sz="4" w:space="0" w:color="000000"/>
+              <w:bottom w:val="single" w:sz="4" w:space="0" w:color="000000"/>
+              <w:right w:val="single" w:sz="4" w:space="0" w:color="000000"/>
+            </w:tcBorders>
+          </w:tcPr>
+          <w:p>
+            <w:pPr>
+              <w:widowControl w:val="0"/>
+              <w:autoSpaceDE w:val="0"/>
+              <w:autoSpaceDN w:val="0"/>
+              <w:adjustRightInd w:val="0"/>
+              <w:spacing w:before="0" w:line="240" w:lineRule="auto"/>
+              <w:rPr>
+                <w:rFonts w:cs="Latha"/>
+                <w:b/>
+                <w:bCs/>
+                <w:szCs w:val="24"/>
+                <w:cs/>
+                <w:lang w:val="it-IT" w:bidi="ta-IN"/>
+              </w:rPr>
+            </w:pPr>
+          </w:p>
+        </w:tc>
+        <w:tc>
+          <w:tcPr>
+            <w:tcW w:w="7371" w:type="dxa"/>
+            <w:tcBorders>
+              <w:top w:val="single" w:sz="4" w:space="0" w:color="000000"/>
+              <w:left w:val="single" w:sz="4" w:space="0" w:color="000000"/>
+              <w:bottom w:val="single" w:sz="4" w:space="0" w:color="000000"/>
+              <w:right w:val="single" w:sz="4" w:space="0" w:color="000000"/>
+            </w:tcBorders>
+          </w:tcPr>
+          <w:p>
+            <w:pPr>
+              <w:widowControl w:val="0"/>
+              <w:autoSpaceDE w:val="0"/>
+              <w:autoSpaceDN w:val="0"/>
+              <w:adjustRightInd w:val="0"/>
+              <w:spacing w:before="0" w:line="240" w:lineRule="auto"/>
+              <w:rPr>
+                <w:rFonts w:cs="Latha"/>
+                <w:b/>
+                <w:bCs/>
+                <w:szCs w:val="24"/>
+                <w:cs/>
+                <w:lang w:val="it-IT" w:bidi="ta-IN"/>
+              </w:rPr>
+            </w:pPr>
+          </w:p>
+        </w:tc>
+      </w:tr>
+    </w:tbl>
+    <w:p>
+      <w:pPr>
+        <w:spacing w:before="0" w:line="240" w:lineRule="auto"/>
+        <w:jc w:val="center"/>
+        <w:rPr>
+          <w:b/>
+          <w:bCs/>
+          <w:sz w:val="32"/>
+          <w:szCs w:val="32"/>
+          <w:u w:val="single"/>
+        </w:rPr>
+      </w:pPr>
+    </w:p>
+    <w:p>
+      <w:pPr>
+        <w:spacing w:before="0" w:line="240" w:lineRule="auto"/>
+        <w:jc w:val="center"/>
+        <w:rPr>
+          <w:b/>
+          <w:bCs/>
+          <w:sz w:val="32"/>
+          <w:szCs w:val="32"/>
+          <w:u w:val="single"/>
+        </w:rPr>
+      </w:pPr>
+    </w:p>
+    <w:p>
+      <w:pPr>
+        <w:spacing w:before="0" w:line="240" w:lineRule="auto"/>
+        <w:jc w:val="center"/>
+        <w:rPr>
+          <w:b/>
+          <w:bCs/>
+          <w:sz w:val="32"/>
+          <w:szCs w:val="32"/>
+          <w:u w:val="single"/>
+        </w:rPr>
+      </w:pPr>
+    </w:p>
     <w:p>
       <w:pPr>
         <w:spacing w:before="0" w:line="240" w:lineRule="auto"/>
@@ -113,27 +3056,7 @@
           <w:sz w:val="28"/>
           <w:szCs w:val="32"/>
         </w:rPr>
-        <w:t>(</w:t>
-      </w:r>
-      <w:proofErr w:type="gramStart"/>
-      <w:r>
-        <w:rPr>
-          <w:b/>
-          <w:bCs/>
-          <w:sz w:val="28"/>
-          <w:szCs w:val="32"/>
-        </w:rPr>
-        <w:t>ignore</w:t>
-      </w:r>
-      <w:proofErr w:type="gramEnd"/>
-      <w:r>
-        <w:rPr>
-          <w:b/>
-          <w:bCs/>
-          <w:sz w:val="28"/>
-          <w:szCs w:val="32"/>
-        </w:rPr>
-        <w:t xml:space="preserve"> those which are already incorporated in your book’s version and date)</w:t>
+        <w:t>(ignore those which are already incorporated in your book’s version and date)</w:t>
       </w:r>
     </w:p>
     <w:tbl>
@@ -1079,7 +4002,17 @@
                 <w:sz w:val="32"/>
                 <w:szCs w:val="40"/>
               </w:rPr>
-              <w:t xml:space="preserve"> xÉqÉ×þSèkrÉæ mÉëÉeÉÉmÉ</w:t>
+              <w:t xml:space="preserve"> xÉqÉ×þSèkrÉæ </w:t>
+            </w:r>
+            <w:r>
+              <w:rPr>
+                <w:rFonts w:ascii="BRH Devanagari Extra" w:hAnsi="BRH Devanagari Extra" w:cs="BRH Devanagari Extra"/>
+                <w:color w:val="000000"/>
+                <w:sz w:val="32"/>
+                <w:szCs w:val="40"/>
+              </w:rPr>
+              <w:lastRenderedPageBreak/>
+              <w:t>mÉëÉeÉÉmÉ</w:t>
             </w:r>
             <w:r>
               <w:rPr>
@@ -1773,7 +4706,6 @@
                 <w:color w:val="000000"/>
                 <w:szCs w:val="40"/>
               </w:rPr>
-              <w:lastRenderedPageBreak/>
               <w:t>4</w:t>
             </w:r>
             <w:r>
@@ -3008,6 +5940,7 @@
                 <w:szCs w:val="40"/>
                 <w:lang w:val="it-IT"/>
               </w:rPr>
+              <w:lastRenderedPageBreak/>
               <w:t>mÉëÉeÉÉmÉ</w:t>
             </w:r>
             <w:r>
@@ -3764,7 +6697,6 @@
                 <w:szCs w:val="40"/>
                 <w:lang w:val="it-IT"/>
               </w:rPr>
-              <w:lastRenderedPageBreak/>
               <w:t>4</w:t>
             </w:r>
             <w:r>
@@ -5221,6 +8153,7 @@
                 <w:sz w:val="32"/>
                 <w:szCs w:val="40"/>
               </w:rPr>
+              <w:lastRenderedPageBreak/>
               <w:t xml:space="preserve">EmÉþ </w:t>
             </w:r>
             <w:r>
@@ -5847,6 +8780,7 @@
                 <w:color w:val="000000"/>
                 <w:szCs w:val="40"/>
               </w:rPr>
+              <w:lastRenderedPageBreak/>
               <w:t>24</w:t>
             </w:r>
             <w:r>
@@ -6584,6 +9518,7 @@
                 <w:sz w:val="32"/>
                 <w:szCs w:val="40"/>
               </w:rPr>
+              <w:lastRenderedPageBreak/>
               <w:t xml:space="preserve">EmÉþ </w:t>
             </w:r>
             <w:r>
@@ -10581,6 +13516,7 @@
                 <w:szCs w:val="40"/>
                 <w:lang w:val="it-IT"/>
               </w:rPr>
+              <w:lastRenderedPageBreak/>
               <w:t>27</w:t>
             </w:r>
             <w:r>
@@ -11049,7 +13985,6 @@
                 <w:szCs w:val="40"/>
                 <w:lang w:val="it-IT"/>
               </w:rPr>
-              <w:lastRenderedPageBreak/>
               <w:t>28</w:t>
             </w:r>
             <w:r>
@@ -11819,7 +14754,6 @@
                 <w:szCs w:val="40"/>
                 <w:lang w:val="it-IT"/>
               </w:rPr>
-              <w:lastRenderedPageBreak/>
               <w:t>27</w:t>
             </w:r>
             <w:r>
@@ -12354,7 +15288,6 @@
                 <w:szCs w:val="40"/>
                 <w:lang w:val="it-IT"/>
               </w:rPr>
-              <w:lastRenderedPageBreak/>
               <w:t>28</w:t>
             </w:r>
             <w:r>
@@ -13121,7 +16054,6 @@
                 <w:szCs w:val="40"/>
                 <w:lang w:val="it-IT"/>
               </w:rPr>
-              <w:lastRenderedPageBreak/>
               <w:t>16</w:t>
             </w:r>
             <w:r>
@@ -14063,6 +16995,7 @@
                 <w:szCs w:val="40"/>
                 <w:lang w:val="it-IT"/>
               </w:rPr>
+              <w:lastRenderedPageBreak/>
               <w:t>E</w:t>
             </w:r>
             <w:r>
@@ -14424,6 +17357,7 @@
                 <w:szCs w:val="40"/>
                 <w:lang w:val="it-IT"/>
               </w:rPr>
+              <w:lastRenderedPageBreak/>
               <w:t>16</w:t>
             </w:r>
             <w:r>
@@ -15459,6 +18393,7 @@
                 <w:szCs w:val="40"/>
                 <w:lang w:val="it-IT"/>
               </w:rPr>
+              <w:lastRenderedPageBreak/>
               <w:t>E</w:t>
             </w:r>
             <w:r>
@@ -17182,27 +20117,7 @@
           <w:sz w:val="28"/>
           <w:szCs w:val="32"/>
         </w:rPr>
-        <w:t>(</w:t>
-      </w:r>
-      <w:proofErr w:type="gramStart"/>
-      <w:r>
-        <w:rPr>
-          <w:b/>
-          <w:bCs/>
-          <w:sz w:val="28"/>
-          <w:szCs w:val="32"/>
-        </w:rPr>
-        <w:t>ignore</w:t>
-      </w:r>
-      <w:proofErr w:type="gramEnd"/>
-      <w:r>
-        <w:rPr>
-          <w:b/>
-          <w:bCs/>
-          <w:sz w:val="28"/>
-          <w:szCs w:val="32"/>
-        </w:rPr>
-        <w:t xml:space="preserve"> those which are already incorporated in your book’s version and date)</w:t>
+        <w:t>(ignore those which are already incorporated in your book’s version and date)</w:t>
       </w:r>
     </w:p>
     <w:tbl>
@@ -17488,7 +20403,7 @@
 </file>
 
 <file path=word/endnotes.xml><?xml version="1.0" encoding="utf-8"?>
-<w:endnotes xmlns:wpc="http://schemas.microsoft.com/office/word/2010/wordprocessingCanvas" xmlns:cx="http://schemas.microsoft.com/office/drawing/2014/chartex" xmlns:cx1="http://schemas.microsoft.com/office/drawing/2015/9/8/chartex" xmlns:cx2="http://schemas.microsoft.com/office/drawing/2015/10/21/chartex" xmlns:cx3="http://schemas.microsoft.com/office/drawing/2016/5/9/chartex" xmlns:cx4="http://schemas.microsoft.com/office/drawing/2016/5/10/chartex" xmlns:cx5="http://schemas.microsoft.com/office/drawing/2016/5/11/chartex" xmlns:cx6="http://schemas.microsoft.com/office/drawing/2016/5/12/chartex" xmlns:cx7="http://schemas.microsoft.com/office/drawing/2016/5/13/chartex" xmlns:cx8="http://schemas.microsoft.com/office/drawing/2016/5/14/chartex" xmlns:mc="http://schemas.openxmlformats.org/markup-compatibility/2006" xmlns:aink="http://schemas.microsoft.com/office/drawing/2016/ink" xmlns:am3d="http://schemas.microsoft.com/office/drawing/2017/model3d" xmlns:o="urn:schemas-microsoft-com:office:office" xmlns:oel="http://schemas.microsoft.com/office/2019/extlst" xmlns:r="http://schemas.openxmlformats.org/officeDocument/2006/relationships" xmlns:m="http://schemas.openxmlformats.org/officeDocument/2006/math" xmlns:v="urn:schemas-microsoft-com:vml" xmlns:wp14="http://schemas.microsoft.com/office/word/2010/wordprocessingDrawing" xmlns:wp="http://schemas.openxmlformats.org/drawingml/2006/wordprocessingDrawing" xmlns:w10="urn:schemas-microsoft-com:office:word" xmlns:w="http://schemas.openxmlformats.org/wordprocessingml/2006/main" xmlns:w14="http://schemas.microsoft.com/office/word/2010/wordml" xmlns:w15="http://schemas.microsoft.com/office/word/2012/wordml" xmlns:w16cex="http://schemas.microsoft.com/office/word/2018/wordml/cex" xmlns:w16cid="http://schemas.microsoft.com/office/word/2016/wordml/cid" xmlns:w16="http://schemas.microsoft.com/office/word/2018/wordml" xmlns:w16sdtdh="http://schemas.microsoft.com/office/word/2020/wordml/sdtdatahash" xmlns:w16se="http://schemas.microsoft.com/office/word/2015/wordml/symex" xmlns:wpg="http://schemas.microsoft.com/office/word/2010/wordprocessingGroup" xmlns:wpi="http://schemas.microsoft.com/office/word/2010/wordprocessingInk" xmlns:wne="http://schemas.microsoft.com/office/word/2006/wordml" xmlns:wps="http://schemas.microsoft.com/office/word/2010/wordprocessingShape" mc:Ignorable="w14 w15 w16se w16cid w16 w16cex w16sdtdh wp14">
+<w:endnotes xmlns:wpc="http://schemas.microsoft.com/office/word/2010/wordprocessingCanvas" xmlns:cx="http://schemas.microsoft.com/office/drawing/2014/chartex" xmlns:cx1="http://schemas.microsoft.com/office/drawing/2015/9/8/chartex" xmlns:cx2="http://schemas.microsoft.com/office/drawing/2015/10/21/chartex" xmlns:cx3="http://schemas.microsoft.com/office/drawing/2016/5/9/chartex" xmlns:cx4="http://schemas.microsoft.com/office/drawing/2016/5/10/chartex" xmlns:cx5="http://schemas.microsoft.com/office/drawing/2016/5/11/chartex" xmlns:cx6="http://schemas.microsoft.com/office/drawing/2016/5/12/chartex" xmlns:cx7="http://schemas.microsoft.com/office/drawing/2016/5/13/chartex" xmlns:cx8="http://schemas.microsoft.com/office/drawing/2016/5/14/chartex" xmlns:mc="http://schemas.openxmlformats.org/markup-compatibility/2006" xmlns:aink="http://schemas.microsoft.com/office/drawing/2016/ink" xmlns:am3d="http://schemas.microsoft.com/office/drawing/2017/model3d" xmlns:o="urn:schemas-microsoft-com:office:office" xmlns:oel="http://schemas.microsoft.com/office/2019/extlst" xmlns:r="http://schemas.openxmlformats.org/officeDocument/2006/relationships" xmlns:m="http://schemas.openxmlformats.org/officeDocument/2006/math" xmlns:v="urn:schemas-microsoft-com:vml" xmlns:wp14="http://schemas.microsoft.com/office/word/2010/wordprocessingDrawing" xmlns:wp="http://schemas.openxmlformats.org/drawingml/2006/wordprocessingDrawing" xmlns:w10="urn:schemas-microsoft-com:office:word" xmlns:w="http://schemas.openxmlformats.org/wordprocessingml/2006/main" xmlns:w14="http://schemas.microsoft.com/office/word/2010/wordml" xmlns:w15="http://schemas.microsoft.com/office/word/2012/wordml" xmlns:w16cex="http://schemas.microsoft.com/office/word/2018/wordml/cex" xmlns:w16cid="http://schemas.microsoft.com/office/word/2016/wordml/cid" xmlns:w16="http://schemas.microsoft.com/office/word/2018/wordml" xmlns:w16du="http://schemas.microsoft.com/office/word/2023/wordml/word16du" xmlns:w16sdtdh="http://schemas.microsoft.com/office/word/2020/wordml/sdtdatahash" xmlns:w16sdtfl="http://schemas.microsoft.com/office/word/2024/wordml/sdtformatlock" xmlns:w16se="http://schemas.microsoft.com/office/word/2015/wordml/symex" xmlns:wpg="http://schemas.microsoft.com/office/word/2010/wordprocessingGroup" xmlns:wpi="http://schemas.microsoft.com/office/word/2010/wordprocessingInk" xmlns:wne="http://schemas.microsoft.com/office/word/2006/wordml" xmlns:wps="http://schemas.microsoft.com/office/word/2010/wordprocessingShape" mc:Ignorable="w14 w15 w16se w16cid w16 w16cex w16sdtdh w16sdtfl w16du wp14">
   <w:endnote w:type="separator" w:id="-1">
     <w:p>
       <w:pPr>
@@ -17513,7 +20428,7 @@
 </file>
 
 <file path=word/footer1.xml><?xml version="1.0" encoding="utf-8"?>
-<w:ftr xmlns:wpc="http://schemas.microsoft.com/office/word/2010/wordprocessingCanvas" xmlns:cx="http://schemas.microsoft.com/office/drawing/2014/chartex" xmlns:cx1="http://schemas.microsoft.com/office/drawing/2015/9/8/chartex" xmlns:cx2="http://schemas.microsoft.com/office/drawing/2015/10/21/chartex" xmlns:cx3="http://schemas.microsoft.com/office/drawing/2016/5/9/chartex" xmlns:cx4="http://schemas.microsoft.com/office/drawing/2016/5/10/chartex" xmlns:cx5="http://schemas.microsoft.com/office/drawing/2016/5/11/chartex" xmlns:cx6="http://schemas.microsoft.com/office/drawing/2016/5/12/chartex" xmlns:cx7="http://schemas.microsoft.com/office/drawing/2016/5/13/chartex" xmlns:cx8="http://schemas.microsoft.com/office/drawing/2016/5/14/chartex" xmlns:mc="http://schemas.openxmlformats.org/markup-compatibility/2006" xmlns:aink="http://schemas.microsoft.com/office/drawing/2016/ink" xmlns:am3d="http://schemas.microsoft.com/office/drawing/2017/model3d" xmlns:o="urn:schemas-microsoft-com:office:office" xmlns:oel="http://schemas.microsoft.com/office/2019/extlst" xmlns:r="http://schemas.openxmlformats.org/officeDocument/2006/relationships" xmlns:m="http://schemas.openxmlformats.org/officeDocument/2006/math" xmlns:v="urn:schemas-microsoft-com:vml" xmlns:wp14="http://schemas.microsoft.com/office/word/2010/wordprocessingDrawing" xmlns:wp="http://schemas.openxmlformats.org/drawingml/2006/wordprocessingDrawing" xmlns:w10="urn:schemas-microsoft-com:office:word" xmlns:w="http://schemas.openxmlformats.org/wordprocessingml/2006/main" xmlns:w14="http://schemas.microsoft.com/office/word/2010/wordml" xmlns:w15="http://schemas.microsoft.com/office/word/2012/wordml" xmlns:w16cex="http://schemas.microsoft.com/office/word/2018/wordml/cex" xmlns:w16cid="http://schemas.microsoft.com/office/word/2016/wordml/cid" xmlns:w16="http://schemas.microsoft.com/office/word/2018/wordml" xmlns:w16sdtdh="http://schemas.microsoft.com/office/word/2020/wordml/sdtdatahash" xmlns:w16se="http://schemas.microsoft.com/office/word/2015/wordml/symex" xmlns:wpg="http://schemas.microsoft.com/office/word/2010/wordprocessingGroup" xmlns:wpi="http://schemas.microsoft.com/office/word/2010/wordprocessingInk" xmlns:wne="http://schemas.microsoft.com/office/word/2006/wordml" xmlns:wps="http://schemas.microsoft.com/office/word/2010/wordprocessingShape" mc:Ignorable="w14 w15 w16se w16cid w16 w16cex w16sdtdh wp14">
+<w:ftr xmlns:wpc="http://schemas.microsoft.com/office/word/2010/wordprocessingCanvas" xmlns:cx="http://schemas.microsoft.com/office/drawing/2014/chartex" xmlns:cx1="http://schemas.microsoft.com/office/drawing/2015/9/8/chartex" xmlns:cx2="http://schemas.microsoft.com/office/drawing/2015/10/21/chartex" xmlns:cx3="http://schemas.microsoft.com/office/drawing/2016/5/9/chartex" xmlns:cx4="http://schemas.microsoft.com/office/drawing/2016/5/10/chartex" xmlns:cx5="http://schemas.microsoft.com/office/drawing/2016/5/11/chartex" xmlns:cx6="http://schemas.microsoft.com/office/drawing/2016/5/12/chartex" xmlns:cx7="http://schemas.microsoft.com/office/drawing/2016/5/13/chartex" xmlns:cx8="http://schemas.microsoft.com/office/drawing/2016/5/14/chartex" xmlns:mc="http://schemas.openxmlformats.org/markup-compatibility/2006" xmlns:aink="http://schemas.microsoft.com/office/drawing/2016/ink" xmlns:am3d="http://schemas.microsoft.com/office/drawing/2017/model3d" xmlns:o="urn:schemas-microsoft-com:office:office" xmlns:oel="http://schemas.microsoft.com/office/2019/extlst" xmlns:r="http://schemas.openxmlformats.org/officeDocument/2006/relationships" xmlns:m="http://schemas.openxmlformats.org/officeDocument/2006/math" xmlns:v="urn:schemas-microsoft-com:vml" xmlns:wp14="http://schemas.microsoft.com/office/word/2010/wordprocessingDrawing" xmlns:wp="http://schemas.openxmlformats.org/drawingml/2006/wordprocessingDrawing" xmlns:w10="urn:schemas-microsoft-com:office:word" xmlns:w="http://schemas.openxmlformats.org/wordprocessingml/2006/main" xmlns:w14="http://schemas.microsoft.com/office/word/2010/wordml" xmlns:w15="http://schemas.microsoft.com/office/word/2012/wordml" xmlns:w16cex="http://schemas.microsoft.com/office/word/2018/wordml/cex" xmlns:w16cid="http://schemas.microsoft.com/office/word/2016/wordml/cid" xmlns:w16="http://schemas.microsoft.com/office/word/2018/wordml" xmlns:w16du="http://schemas.microsoft.com/office/word/2023/wordml/word16du" xmlns:w16sdtdh="http://schemas.microsoft.com/office/word/2020/wordml/sdtdatahash" xmlns:w16sdtfl="http://schemas.microsoft.com/office/word/2024/wordml/sdtformatlock" xmlns:w16se="http://schemas.microsoft.com/office/word/2015/wordml/symex" xmlns:wpg="http://schemas.microsoft.com/office/word/2010/wordprocessingGroup" xmlns:wpi="http://schemas.microsoft.com/office/word/2010/wordprocessingInk" xmlns:wne="http://schemas.microsoft.com/office/word/2006/wordml" xmlns:wps="http://schemas.microsoft.com/office/word/2010/wordprocessingShape" mc:Ignorable="w14 w15 w16se w16cid w16 w16cex w16sdtdh w16sdtfl w16du wp14">
   <w:p>
     <w:pPr>
       <w:pBdr>
@@ -17698,7 +20613,7 @@
 </file>
 
 <file path=word/footer2.xml><?xml version="1.0" encoding="utf-8"?>
-<w:ftr xmlns:wpc="http://schemas.microsoft.com/office/word/2010/wordprocessingCanvas" xmlns:cx="http://schemas.microsoft.com/office/drawing/2014/chartex" xmlns:cx1="http://schemas.microsoft.com/office/drawing/2015/9/8/chartex" xmlns:cx2="http://schemas.microsoft.com/office/drawing/2015/10/21/chartex" xmlns:cx3="http://schemas.microsoft.com/office/drawing/2016/5/9/chartex" xmlns:cx4="http://schemas.microsoft.com/office/drawing/2016/5/10/chartex" xmlns:cx5="http://schemas.microsoft.com/office/drawing/2016/5/11/chartex" xmlns:cx6="http://schemas.microsoft.com/office/drawing/2016/5/12/chartex" xmlns:cx7="http://schemas.microsoft.com/office/drawing/2016/5/13/chartex" xmlns:cx8="http://schemas.microsoft.com/office/drawing/2016/5/14/chartex" xmlns:mc="http://schemas.openxmlformats.org/markup-compatibility/2006" xmlns:aink="http://schemas.microsoft.com/office/drawing/2016/ink" xmlns:am3d="http://schemas.microsoft.com/office/drawing/2017/model3d" xmlns:o="urn:schemas-microsoft-com:office:office" xmlns:oel="http://schemas.microsoft.com/office/2019/extlst" xmlns:r="http://schemas.openxmlformats.org/officeDocument/2006/relationships" xmlns:m="http://schemas.openxmlformats.org/officeDocument/2006/math" xmlns:v="urn:schemas-microsoft-com:vml" xmlns:wp14="http://schemas.microsoft.com/office/word/2010/wordprocessingDrawing" xmlns:wp="http://schemas.openxmlformats.org/drawingml/2006/wordprocessingDrawing" xmlns:w10="urn:schemas-microsoft-com:office:word" xmlns:w="http://schemas.openxmlformats.org/wordprocessingml/2006/main" xmlns:w14="http://schemas.microsoft.com/office/word/2010/wordml" xmlns:w15="http://schemas.microsoft.com/office/word/2012/wordml" xmlns:w16cex="http://schemas.microsoft.com/office/word/2018/wordml/cex" xmlns:w16cid="http://schemas.microsoft.com/office/word/2016/wordml/cid" xmlns:w16="http://schemas.microsoft.com/office/word/2018/wordml" xmlns:w16sdtdh="http://schemas.microsoft.com/office/word/2020/wordml/sdtdatahash" xmlns:w16se="http://schemas.microsoft.com/office/word/2015/wordml/symex" xmlns:wpg="http://schemas.microsoft.com/office/word/2010/wordprocessingGroup" xmlns:wpi="http://schemas.microsoft.com/office/word/2010/wordprocessingInk" xmlns:wne="http://schemas.microsoft.com/office/word/2006/wordml" xmlns:wps="http://schemas.microsoft.com/office/word/2010/wordprocessingShape" mc:Ignorable="w14 w15 w16se w16cid w16 w16cex w16sdtdh wp14">
+<w:ftr xmlns:wpc="http://schemas.microsoft.com/office/word/2010/wordprocessingCanvas" xmlns:cx="http://schemas.microsoft.com/office/drawing/2014/chartex" xmlns:cx1="http://schemas.microsoft.com/office/drawing/2015/9/8/chartex" xmlns:cx2="http://schemas.microsoft.com/office/drawing/2015/10/21/chartex" xmlns:cx3="http://schemas.microsoft.com/office/drawing/2016/5/9/chartex" xmlns:cx4="http://schemas.microsoft.com/office/drawing/2016/5/10/chartex" xmlns:cx5="http://schemas.microsoft.com/office/drawing/2016/5/11/chartex" xmlns:cx6="http://schemas.microsoft.com/office/drawing/2016/5/12/chartex" xmlns:cx7="http://schemas.microsoft.com/office/drawing/2016/5/13/chartex" xmlns:cx8="http://schemas.microsoft.com/office/drawing/2016/5/14/chartex" xmlns:mc="http://schemas.openxmlformats.org/markup-compatibility/2006" xmlns:aink="http://schemas.microsoft.com/office/drawing/2016/ink" xmlns:am3d="http://schemas.microsoft.com/office/drawing/2017/model3d" xmlns:o="urn:schemas-microsoft-com:office:office" xmlns:oel="http://schemas.microsoft.com/office/2019/extlst" xmlns:r="http://schemas.openxmlformats.org/officeDocument/2006/relationships" xmlns:m="http://schemas.openxmlformats.org/officeDocument/2006/math" xmlns:v="urn:schemas-microsoft-com:vml" xmlns:wp14="http://schemas.microsoft.com/office/word/2010/wordprocessingDrawing" xmlns:wp="http://schemas.openxmlformats.org/drawingml/2006/wordprocessingDrawing" xmlns:w10="urn:schemas-microsoft-com:office:word" xmlns:w="http://schemas.openxmlformats.org/wordprocessingml/2006/main" xmlns:w14="http://schemas.microsoft.com/office/word/2010/wordml" xmlns:w15="http://schemas.microsoft.com/office/word/2012/wordml" xmlns:w16cex="http://schemas.microsoft.com/office/word/2018/wordml/cex" xmlns:w16cid="http://schemas.microsoft.com/office/word/2016/wordml/cid" xmlns:w16="http://schemas.microsoft.com/office/word/2018/wordml" xmlns:w16du="http://schemas.microsoft.com/office/word/2023/wordml/word16du" xmlns:w16sdtdh="http://schemas.microsoft.com/office/word/2020/wordml/sdtdatahash" xmlns:w16sdtfl="http://schemas.microsoft.com/office/word/2024/wordml/sdtformatlock" xmlns:w16se="http://schemas.microsoft.com/office/word/2015/wordml/symex" xmlns:wpg="http://schemas.microsoft.com/office/word/2010/wordprocessingGroup" xmlns:wpi="http://schemas.microsoft.com/office/word/2010/wordprocessingInk" xmlns:wne="http://schemas.microsoft.com/office/word/2006/wordml" xmlns:wps="http://schemas.microsoft.com/office/word/2010/wordprocessingShape" mc:Ignorable="w14 w15 w16se w16cid w16 w16cex w16sdtdh w16sdtfl w16du wp14">
   <w:p>
     <w:pPr>
       <w:pBdr>
@@ -17904,7 +20819,7 @@
 </file>
 
 <file path=word/footer3.xml><?xml version="1.0" encoding="utf-8"?>
-<w:ftr xmlns:wpc="http://schemas.microsoft.com/office/word/2010/wordprocessingCanvas" xmlns:cx="http://schemas.microsoft.com/office/drawing/2014/chartex" xmlns:cx1="http://schemas.microsoft.com/office/drawing/2015/9/8/chartex" xmlns:cx2="http://schemas.microsoft.com/office/drawing/2015/10/21/chartex" xmlns:cx3="http://schemas.microsoft.com/office/drawing/2016/5/9/chartex" xmlns:cx4="http://schemas.microsoft.com/office/drawing/2016/5/10/chartex" xmlns:cx5="http://schemas.microsoft.com/office/drawing/2016/5/11/chartex" xmlns:cx6="http://schemas.microsoft.com/office/drawing/2016/5/12/chartex" xmlns:cx7="http://schemas.microsoft.com/office/drawing/2016/5/13/chartex" xmlns:cx8="http://schemas.microsoft.com/office/drawing/2016/5/14/chartex" xmlns:mc="http://schemas.openxmlformats.org/markup-compatibility/2006" xmlns:aink="http://schemas.microsoft.com/office/drawing/2016/ink" xmlns:am3d="http://schemas.microsoft.com/office/drawing/2017/model3d" xmlns:o="urn:schemas-microsoft-com:office:office" xmlns:oel="http://schemas.microsoft.com/office/2019/extlst" xmlns:r="http://schemas.openxmlformats.org/officeDocument/2006/relationships" xmlns:m="http://schemas.openxmlformats.org/officeDocument/2006/math" xmlns:v="urn:schemas-microsoft-com:vml" xmlns:wp14="http://schemas.microsoft.com/office/word/2010/wordprocessingDrawing" xmlns:wp="http://schemas.openxmlformats.org/drawingml/2006/wordprocessingDrawing" xmlns:w10="urn:schemas-microsoft-com:office:word" xmlns:w="http://schemas.openxmlformats.org/wordprocessingml/2006/main" xmlns:w14="http://schemas.microsoft.com/office/word/2010/wordml" xmlns:w15="http://schemas.microsoft.com/office/word/2012/wordml" xmlns:w16cex="http://schemas.microsoft.com/office/word/2018/wordml/cex" xmlns:w16cid="http://schemas.microsoft.com/office/word/2016/wordml/cid" xmlns:w16="http://schemas.microsoft.com/office/word/2018/wordml" xmlns:w16sdtdh="http://schemas.microsoft.com/office/word/2020/wordml/sdtdatahash" xmlns:w16se="http://schemas.microsoft.com/office/word/2015/wordml/symex" xmlns:wpg="http://schemas.microsoft.com/office/word/2010/wordprocessingGroup" xmlns:wpi="http://schemas.microsoft.com/office/word/2010/wordprocessingInk" xmlns:wne="http://schemas.microsoft.com/office/word/2006/wordml" xmlns:wps="http://schemas.microsoft.com/office/word/2010/wordprocessingShape" mc:Ignorable="w14 w15 w16se w16cid w16 w16cex w16sdtdh wp14">
+<w:ftr xmlns:wpc="http://schemas.microsoft.com/office/word/2010/wordprocessingCanvas" xmlns:cx="http://schemas.microsoft.com/office/drawing/2014/chartex" xmlns:cx1="http://schemas.microsoft.com/office/drawing/2015/9/8/chartex" xmlns:cx2="http://schemas.microsoft.com/office/drawing/2015/10/21/chartex" xmlns:cx3="http://schemas.microsoft.com/office/drawing/2016/5/9/chartex" xmlns:cx4="http://schemas.microsoft.com/office/drawing/2016/5/10/chartex" xmlns:cx5="http://schemas.microsoft.com/office/drawing/2016/5/11/chartex" xmlns:cx6="http://schemas.microsoft.com/office/drawing/2016/5/12/chartex" xmlns:cx7="http://schemas.microsoft.com/office/drawing/2016/5/13/chartex" xmlns:cx8="http://schemas.microsoft.com/office/drawing/2016/5/14/chartex" xmlns:mc="http://schemas.openxmlformats.org/markup-compatibility/2006" xmlns:aink="http://schemas.microsoft.com/office/drawing/2016/ink" xmlns:am3d="http://schemas.microsoft.com/office/drawing/2017/model3d" xmlns:o="urn:schemas-microsoft-com:office:office" xmlns:oel="http://schemas.microsoft.com/office/2019/extlst" xmlns:r="http://schemas.openxmlformats.org/officeDocument/2006/relationships" xmlns:m="http://schemas.openxmlformats.org/officeDocument/2006/math" xmlns:v="urn:schemas-microsoft-com:vml" xmlns:wp14="http://schemas.microsoft.com/office/word/2010/wordprocessingDrawing" xmlns:wp="http://schemas.openxmlformats.org/drawingml/2006/wordprocessingDrawing" xmlns:w10="urn:schemas-microsoft-com:office:word" xmlns:w="http://schemas.openxmlformats.org/wordprocessingml/2006/main" xmlns:w14="http://schemas.microsoft.com/office/word/2010/wordml" xmlns:w15="http://schemas.microsoft.com/office/word/2012/wordml" xmlns:w16cex="http://schemas.microsoft.com/office/word/2018/wordml/cex" xmlns:w16cid="http://schemas.microsoft.com/office/word/2016/wordml/cid" xmlns:w16="http://schemas.microsoft.com/office/word/2018/wordml" xmlns:w16du="http://schemas.microsoft.com/office/word/2023/wordml/word16du" xmlns:w16sdtdh="http://schemas.microsoft.com/office/word/2020/wordml/sdtdatahash" xmlns:w16sdtfl="http://schemas.microsoft.com/office/word/2024/wordml/sdtformatlock" xmlns:w16se="http://schemas.microsoft.com/office/word/2015/wordml/symex" xmlns:wpg="http://schemas.microsoft.com/office/word/2010/wordprocessingGroup" xmlns:wpi="http://schemas.microsoft.com/office/word/2010/wordprocessingInk" xmlns:wne="http://schemas.microsoft.com/office/word/2006/wordml" xmlns:wps="http://schemas.microsoft.com/office/word/2010/wordprocessingShape" mc:Ignorable="w14 w15 w16se w16cid w16 w16cex w16sdtdh w16sdtfl w16du wp14">
   <w:p>
     <w:pPr>
       <w:pStyle w:val="Footer"/>
@@ -17914,7 +20829,7 @@
 </file>
 
 <file path=word/footnotes.xml><?xml version="1.0" encoding="utf-8"?>
-<w:footnotes xmlns:wpc="http://schemas.microsoft.com/office/word/2010/wordprocessingCanvas" xmlns:cx="http://schemas.microsoft.com/office/drawing/2014/chartex" xmlns:cx1="http://schemas.microsoft.com/office/drawing/2015/9/8/chartex" xmlns:cx2="http://schemas.microsoft.com/office/drawing/2015/10/21/chartex" xmlns:cx3="http://schemas.microsoft.com/office/drawing/2016/5/9/chartex" xmlns:cx4="http://schemas.microsoft.com/office/drawing/2016/5/10/chartex" xmlns:cx5="http://schemas.microsoft.com/office/drawing/2016/5/11/chartex" xmlns:cx6="http://schemas.microsoft.com/office/drawing/2016/5/12/chartex" xmlns:cx7="http://schemas.microsoft.com/office/drawing/2016/5/13/chartex" xmlns:cx8="http://schemas.microsoft.com/office/drawing/2016/5/14/chartex" xmlns:mc="http://schemas.openxmlformats.org/markup-compatibility/2006" xmlns:aink="http://schemas.microsoft.com/office/drawing/2016/ink" xmlns:am3d="http://schemas.microsoft.com/office/drawing/2017/model3d" xmlns:o="urn:schemas-microsoft-com:office:office" xmlns:oel="http://schemas.microsoft.com/office/2019/extlst" xmlns:r="http://schemas.openxmlformats.org/officeDocument/2006/relationships" xmlns:m="http://schemas.openxmlformats.org/officeDocument/2006/math" xmlns:v="urn:schemas-microsoft-com:vml" xmlns:wp14="http://schemas.microsoft.com/office/word/2010/wordprocessingDrawing" xmlns:wp="http://schemas.openxmlformats.org/drawingml/2006/wordprocessingDrawing" xmlns:w10="urn:schemas-microsoft-com:office:word" xmlns:w="http://schemas.openxmlformats.org/wordprocessingml/2006/main" xmlns:w14="http://schemas.microsoft.com/office/word/2010/wordml" xmlns:w15="http://schemas.microsoft.com/office/word/2012/wordml" xmlns:w16cex="http://schemas.microsoft.com/office/word/2018/wordml/cex" xmlns:w16cid="http://schemas.microsoft.com/office/word/2016/wordml/cid" xmlns:w16="http://schemas.microsoft.com/office/word/2018/wordml" xmlns:w16sdtdh="http://schemas.microsoft.com/office/word/2020/wordml/sdtdatahash" xmlns:w16se="http://schemas.microsoft.com/office/word/2015/wordml/symex" xmlns:wpg="http://schemas.microsoft.com/office/word/2010/wordprocessingGroup" xmlns:wpi="http://schemas.microsoft.com/office/word/2010/wordprocessingInk" xmlns:wne="http://schemas.microsoft.com/office/word/2006/wordml" xmlns:wps="http://schemas.microsoft.com/office/word/2010/wordprocessingShape" mc:Ignorable="w14 w15 w16se w16cid w16 w16cex w16sdtdh wp14">
+<w:footnotes xmlns:wpc="http://schemas.microsoft.com/office/word/2010/wordprocessingCanvas" xmlns:cx="http://schemas.microsoft.com/office/drawing/2014/chartex" xmlns:cx1="http://schemas.microsoft.com/office/drawing/2015/9/8/chartex" xmlns:cx2="http://schemas.microsoft.com/office/drawing/2015/10/21/chartex" xmlns:cx3="http://schemas.microsoft.com/office/drawing/2016/5/9/chartex" xmlns:cx4="http://schemas.microsoft.com/office/drawing/2016/5/10/chartex" xmlns:cx5="http://schemas.microsoft.com/office/drawing/2016/5/11/chartex" xmlns:cx6="http://schemas.microsoft.com/office/drawing/2016/5/12/chartex" xmlns:cx7="http://schemas.microsoft.com/office/drawing/2016/5/13/chartex" xmlns:cx8="http://schemas.microsoft.com/office/drawing/2016/5/14/chartex" xmlns:mc="http://schemas.openxmlformats.org/markup-compatibility/2006" xmlns:aink="http://schemas.microsoft.com/office/drawing/2016/ink" xmlns:am3d="http://schemas.microsoft.com/office/drawing/2017/model3d" xmlns:o="urn:schemas-microsoft-com:office:office" xmlns:oel="http://schemas.microsoft.com/office/2019/extlst" xmlns:r="http://schemas.openxmlformats.org/officeDocument/2006/relationships" xmlns:m="http://schemas.openxmlformats.org/officeDocument/2006/math" xmlns:v="urn:schemas-microsoft-com:vml" xmlns:wp14="http://schemas.microsoft.com/office/word/2010/wordprocessingDrawing" xmlns:wp="http://schemas.openxmlformats.org/drawingml/2006/wordprocessingDrawing" xmlns:w10="urn:schemas-microsoft-com:office:word" xmlns:w="http://schemas.openxmlformats.org/wordprocessingml/2006/main" xmlns:w14="http://schemas.microsoft.com/office/word/2010/wordml" xmlns:w15="http://schemas.microsoft.com/office/word/2012/wordml" xmlns:w16cex="http://schemas.microsoft.com/office/word/2018/wordml/cex" xmlns:w16cid="http://schemas.microsoft.com/office/word/2016/wordml/cid" xmlns:w16="http://schemas.microsoft.com/office/word/2018/wordml" xmlns:w16du="http://schemas.microsoft.com/office/word/2023/wordml/word16du" xmlns:w16sdtdh="http://schemas.microsoft.com/office/word/2020/wordml/sdtdatahash" xmlns:w16sdtfl="http://schemas.microsoft.com/office/word/2024/wordml/sdtformatlock" xmlns:w16se="http://schemas.microsoft.com/office/word/2015/wordml/symex" xmlns:wpg="http://schemas.microsoft.com/office/word/2010/wordprocessingGroup" xmlns:wpi="http://schemas.microsoft.com/office/word/2010/wordprocessingInk" xmlns:wne="http://schemas.microsoft.com/office/word/2006/wordml" xmlns:wps="http://schemas.microsoft.com/office/word/2010/wordprocessingShape" mc:Ignorable="w14 w15 w16se w16cid w16 w16cex w16sdtdh w16sdtfl w16du wp14">
   <w:footnote w:type="separator" w:id="-1">
     <w:p>
       <w:pPr>
@@ -17939,7 +20854,7 @@
 </file>
 
 <file path=word/header1.xml><?xml version="1.0" encoding="utf-8"?>
-<w:hdr xmlns:wpc="http://schemas.microsoft.com/office/word/2010/wordprocessingCanvas" xmlns:cx="http://schemas.microsoft.com/office/drawing/2014/chartex" xmlns:cx1="http://schemas.microsoft.com/office/drawing/2015/9/8/chartex" xmlns:cx2="http://schemas.microsoft.com/office/drawing/2015/10/21/chartex" xmlns:cx3="http://schemas.microsoft.com/office/drawing/2016/5/9/chartex" xmlns:cx4="http://schemas.microsoft.com/office/drawing/2016/5/10/chartex" xmlns:cx5="http://schemas.microsoft.com/office/drawing/2016/5/11/chartex" xmlns:cx6="http://schemas.microsoft.com/office/drawing/2016/5/12/chartex" xmlns:cx7="http://schemas.microsoft.com/office/drawing/2016/5/13/chartex" xmlns:cx8="http://schemas.microsoft.com/office/drawing/2016/5/14/chartex" xmlns:mc="http://schemas.openxmlformats.org/markup-compatibility/2006" xmlns:aink="http://schemas.microsoft.com/office/drawing/2016/ink" xmlns:am3d="http://schemas.microsoft.com/office/drawing/2017/model3d" xmlns:o="urn:schemas-microsoft-com:office:office" xmlns:oel="http://schemas.microsoft.com/office/2019/extlst" xmlns:r="http://schemas.openxmlformats.org/officeDocument/2006/relationships" xmlns:m="http://schemas.openxmlformats.org/officeDocument/2006/math" xmlns:v="urn:schemas-microsoft-com:vml" xmlns:wp14="http://schemas.microsoft.com/office/word/2010/wordprocessingDrawing" xmlns:wp="http://schemas.openxmlformats.org/drawingml/2006/wordprocessingDrawing" xmlns:w10="urn:schemas-microsoft-com:office:word" xmlns:w="http://schemas.openxmlformats.org/wordprocessingml/2006/main" xmlns:w14="http://schemas.microsoft.com/office/word/2010/wordml" xmlns:w15="http://schemas.microsoft.com/office/word/2012/wordml" xmlns:w16cex="http://schemas.microsoft.com/office/word/2018/wordml/cex" xmlns:w16cid="http://schemas.microsoft.com/office/word/2016/wordml/cid" xmlns:w16="http://schemas.microsoft.com/office/word/2018/wordml" xmlns:w16sdtdh="http://schemas.microsoft.com/office/word/2020/wordml/sdtdatahash" xmlns:w16se="http://schemas.microsoft.com/office/word/2015/wordml/symex" xmlns:wpg="http://schemas.microsoft.com/office/word/2010/wordprocessingGroup" xmlns:wpi="http://schemas.microsoft.com/office/word/2010/wordprocessingInk" xmlns:wne="http://schemas.microsoft.com/office/word/2006/wordml" xmlns:wps="http://schemas.microsoft.com/office/word/2010/wordprocessingShape" mc:Ignorable="w14 w15 w16se w16cid w16 w16cex w16sdtdh wp14">
+<w:hdr xmlns:wpc="http://schemas.microsoft.com/office/word/2010/wordprocessingCanvas" xmlns:cx="http://schemas.microsoft.com/office/drawing/2014/chartex" xmlns:cx1="http://schemas.microsoft.com/office/drawing/2015/9/8/chartex" xmlns:cx2="http://schemas.microsoft.com/office/drawing/2015/10/21/chartex" xmlns:cx3="http://schemas.microsoft.com/office/drawing/2016/5/9/chartex" xmlns:cx4="http://schemas.microsoft.com/office/drawing/2016/5/10/chartex" xmlns:cx5="http://schemas.microsoft.com/office/drawing/2016/5/11/chartex" xmlns:cx6="http://schemas.microsoft.com/office/drawing/2016/5/12/chartex" xmlns:cx7="http://schemas.microsoft.com/office/drawing/2016/5/13/chartex" xmlns:cx8="http://schemas.microsoft.com/office/drawing/2016/5/14/chartex" xmlns:mc="http://schemas.openxmlformats.org/markup-compatibility/2006" xmlns:aink="http://schemas.microsoft.com/office/drawing/2016/ink" xmlns:am3d="http://schemas.microsoft.com/office/drawing/2017/model3d" xmlns:o="urn:schemas-microsoft-com:office:office" xmlns:oel="http://schemas.microsoft.com/office/2019/extlst" xmlns:r="http://schemas.openxmlformats.org/officeDocument/2006/relationships" xmlns:m="http://schemas.openxmlformats.org/officeDocument/2006/math" xmlns:v="urn:schemas-microsoft-com:vml" xmlns:wp14="http://schemas.microsoft.com/office/word/2010/wordprocessingDrawing" xmlns:wp="http://schemas.openxmlformats.org/drawingml/2006/wordprocessingDrawing" xmlns:w10="urn:schemas-microsoft-com:office:word" xmlns:w="http://schemas.openxmlformats.org/wordprocessingml/2006/main" xmlns:w14="http://schemas.microsoft.com/office/word/2010/wordml" xmlns:w15="http://schemas.microsoft.com/office/word/2012/wordml" xmlns:w16cex="http://schemas.microsoft.com/office/word/2018/wordml/cex" xmlns:w16cid="http://schemas.microsoft.com/office/word/2016/wordml/cid" xmlns:w16="http://schemas.microsoft.com/office/word/2018/wordml" xmlns:w16du="http://schemas.microsoft.com/office/word/2023/wordml/word16du" xmlns:w16sdtdh="http://schemas.microsoft.com/office/word/2020/wordml/sdtdatahash" xmlns:w16sdtfl="http://schemas.microsoft.com/office/word/2024/wordml/sdtformatlock" xmlns:w16se="http://schemas.microsoft.com/office/word/2015/wordml/symex" xmlns:wpg="http://schemas.microsoft.com/office/word/2010/wordprocessingGroup" xmlns:wpi="http://schemas.microsoft.com/office/word/2010/wordprocessingInk" xmlns:wne="http://schemas.microsoft.com/office/word/2006/wordml" xmlns:wps="http://schemas.microsoft.com/office/word/2010/wordprocessingShape" mc:Ignorable="w14 w15 w16se w16cid w16 w16cex w16sdtdh w16sdtfl w16du wp14">
   <w:p>
     <w:pPr>
       <w:pStyle w:val="Header"/>
@@ -17960,7 +20875,7 @@
 </file>
 
 <file path=word/header2.xml><?xml version="1.0" encoding="utf-8"?>
-<w:hdr xmlns:wpc="http://schemas.microsoft.com/office/word/2010/wordprocessingCanvas" xmlns:cx="http://schemas.microsoft.com/office/drawing/2014/chartex" xmlns:cx1="http://schemas.microsoft.com/office/drawing/2015/9/8/chartex" xmlns:cx2="http://schemas.microsoft.com/office/drawing/2015/10/21/chartex" xmlns:cx3="http://schemas.microsoft.com/office/drawing/2016/5/9/chartex" xmlns:cx4="http://schemas.microsoft.com/office/drawing/2016/5/10/chartex" xmlns:cx5="http://schemas.microsoft.com/office/drawing/2016/5/11/chartex" xmlns:cx6="http://schemas.microsoft.com/office/drawing/2016/5/12/chartex" xmlns:cx7="http://schemas.microsoft.com/office/drawing/2016/5/13/chartex" xmlns:cx8="http://schemas.microsoft.com/office/drawing/2016/5/14/chartex" xmlns:mc="http://schemas.openxmlformats.org/markup-compatibility/2006" xmlns:aink="http://schemas.microsoft.com/office/drawing/2016/ink" xmlns:am3d="http://schemas.microsoft.com/office/drawing/2017/model3d" xmlns:o="urn:schemas-microsoft-com:office:office" xmlns:oel="http://schemas.microsoft.com/office/2019/extlst" xmlns:r="http://schemas.openxmlformats.org/officeDocument/2006/relationships" xmlns:m="http://schemas.openxmlformats.org/officeDocument/2006/math" xmlns:v="urn:schemas-microsoft-com:vml" xmlns:wp14="http://schemas.microsoft.com/office/word/2010/wordprocessingDrawing" xmlns:wp="http://schemas.openxmlformats.org/drawingml/2006/wordprocessingDrawing" xmlns:w10="urn:schemas-microsoft-com:office:word" xmlns:w="http://schemas.openxmlformats.org/wordprocessingml/2006/main" xmlns:w14="http://schemas.microsoft.com/office/word/2010/wordml" xmlns:w15="http://schemas.microsoft.com/office/word/2012/wordml" xmlns:w16cex="http://schemas.microsoft.com/office/word/2018/wordml/cex" xmlns:w16cid="http://schemas.microsoft.com/office/word/2016/wordml/cid" xmlns:w16="http://schemas.microsoft.com/office/word/2018/wordml" xmlns:w16sdtdh="http://schemas.microsoft.com/office/word/2020/wordml/sdtdatahash" xmlns:w16se="http://schemas.microsoft.com/office/word/2015/wordml/symex" xmlns:wpg="http://schemas.microsoft.com/office/word/2010/wordprocessingGroup" xmlns:wpi="http://schemas.microsoft.com/office/word/2010/wordprocessingInk" xmlns:wne="http://schemas.microsoft.com/office/word/2006/wordml" xmlns:wps="http://schemas.microsoft.com/office/word/2010/wordprocessingShape" mc:Ignorable="w14 w15 w16se w16cid w16 w16cex w16sdtdh wp14">
+<w:hdr xmlns:wpc="http://schemas.microsoft.com/office/word/2010/wordprocessingCanvas" xmlns:cx="http://schemas.microsoft.com/office/drawing/2014/chartex" xmlns:cx1="http://schemas.microsoft.com/office/drawing/2015/9/8/chartex" xmlns:cx2="http://schemas.microsoft.com/office/drawing/2015/10/21/chartex" xmlns:cx3="http://schemas.microsoft.com/office/drawing/2016/5/9/chartex" xmlns:cx4="http://schemas.microsoft.com/office/drawing/2016/5/10/chartex" xmlns:cx5="http://schemas.microsoft.com/office/drawing/2016/5/11/chartex" xmlns:cx6="http://schemas.microsoft.com/office/drawing/2016/5/12/chartex" xmlns:cx7="http://schemas.microsoft.com/office/drawing/2016/5/13/chartex" xmlns:cx8="http://schemas.microsoft.com/office/drawing/2016/5/14/chartex" xmlns:mc="http://schemas.openxmlformats.org/markup-compatibility/2006" xmlns:aink="http://schemas.microsoft.com/office/drawing/2016/ink" xmlns:am3d="http://schemas.microsoft.com/office/drawing/2017/model3d" xmlns:o="urn:schemas-microsoft-com:office:office" xmlns:oel="http://schemas.microsoft.com/office/2019/extlst" xmlns:r="http://schemas.openxmlformats.org/officeDocument/2006/relationships" xmlns:m="http://schemas.openxmlformats.org/officeDocument/2006/math" xmlns:v="urn:schemas-microsoft-com:vml" xmlns:wp14="http://schemas.microsoft.com/office/word/2010/wordprocessingDrawing" xmlns:wp="http://schemas.openxmlformats.org/drawingml/2006/wordprocessingDrawing" xmlns:w10="urn:schemas-microsoft-com:office:word" xmlns:w="http://schemas.openxmlformats.org/wordprocessingml/2006/main" xmlns:w14="http://schemas.microsoft.com/office/word/2010/wordml" xmlns:w15="http://schemas.microsoft.com/office/word/2012/wordml" xmlns:w16cex="http://schemas.microsoft.com/office/word/2018/wordml/cex" xmlns:w16cid="http://schemas.microsoft.com/office/word/2016/wordml/cid" xmlns:w16="http://schemas.microsoft.com/office/word/2018/wordml" xmlns:w16du="http://schemas.microsoft.com/office/word/2023/wordml/word16du" xmlns:w16sdtdh="http://schemas.microsoft.com/office/word/2020/wordml/sdtdatahash" xmlns:w16sdtfl="http://schemas.microsoft.com/office/word/2024/wordml/sdtformatlock" xmlns:w16se="http://schemas.microsoft.com/office/word/2015/wordml/symex" xmlns:wpg="http://schemas.microsoft.com/office/word/2010/wordprocessingGroup" xmlns:wpi="http://schemas.microsoft.com/office/word/2010/wordprocessingInk" xmlns:wne="http://schemas.microsoft.com/office/word/2006/wordml" xmlns:wps="http://schemas.microsoft.com/office/word/2010/wordprocessingShape" mc:Ignorable="w14 w15 w16se w16cid w16 w16cex w16sdtdh w16sdtfl w16du wp14">
   <w:p>
     <w:pPr>
       <w:pStyle w:val="Header"/>
@@ -17973,7 +20888,7 @@
 </file>
 
 <file path=word/header3.xml><?xml version="1.0" encoding="utf-8"?>
-<w:hdr xmlns:wpc="http://schemas.microsoft.com/office/word/2010/wordprocessingCanvas" xmlns:cx="http://schemas.microsoft.com/office/drawing/2014/chartex" xmlns:cx1="http://schemas.microsoft.com/office/drawing/2015/9/8/chartex" xmlns:cx2="http://schemas.microsoft.com/office/drawing/2015/10/21/chartex" xmlns:cx3="http://schemas.microsoft.com/office/drawing/2016/5/9/chartex" xmlns:cx4="http://schemas.microsoft.com/office/drawing/2016/5/10/chartex" xmlns:cx5="http://schemas.microsoft.com/office/drawing/2016/5/11/chartex" xmlns:cx6="http://schemas.microsoft.com/office/drawing/2016/5/12/chartex" xmlns:cx7="http://schemas.microsoft.com/office/drawing/2016/5/13/chartex" xmlns:cx8="http://schemas.microsoft.com/office/drawing/2016/5/14/chartex" xmlns:mc="http://schemas.openxmlformats.org/markup-compatibility/2006" xmlns:aink="http://schemas.microsoft.com/office/drawing/2016/ink" xmlns:am3d="http://schemas.microsoft.com/office/drawing/2017/model3d" xmlns:o="urn:schemas-microsoft-com:office:office" xmlns:oel="http://schemas.microsoft.com/office/2019/extlst" xmlns:r="http://schemas.openxmlformats.org/officeDocument/2006/relationships" xmlns:m="http://schemas.openxmlformats.org/officeDocument/2006/math" xmlns:v="urn:schemas-microsoft-com:vml" xmlns:wp14="http://schemas.microsoft.com/office/word/2010/wordprocessingDrawing" xmlns:wp="http://schemas.openxmlformats.org/drawingml/2006/wordprocessingDrawing" xmlns:w10="urn:schemas-microsoft-com:office:word" xmlns:w="http://schemas.openxmlformats.org/wordprocessingml/2006/main" xmlns:w14="http://schemas.microsoft.com/office/word/2010/wordml" xmlns:w15="http://schemas.microsoft.com/office/word/2012/wordml" xmlns:w16cex="http://schemas.microsoft.com/office/word/2018/wordml/cex" xmlns:w16cid="http://schemas.microsoft.com/office/word/2016/wordml/cid" xmlns:w16="http://schemas.microsoft.com/office/word/2018/wordml" xmlns:w16sdtdh="http://schemas.microsoft.com/office/word/2020/wordml/sdtdatahash" xmlns:w16se="http://schemas.microsoft.com/office/word/2015/wordml/symex" xmlns:wpg="http://schemas.microsoft.com/office/word/2010/wordprocessingGroup" xmlns:wpi="http://schemas.microsoft.com/office/word/2010/wordprocessingInk" xmlns:wne="http://schemas.microsoft.com/office/word/2006/wordml" xmlns:wps="http://schemas.microsoft.com/office/word/2010/wordprocessingShape" mc:Ignorable="w14 w15 w16se w16cid w16 w16cex w16sdtdh wp14">
+<w:hdr xmlns:wpc="http://schemas.microsoft.com/office/word/2010/wordprocessingCanvas" xmlns:cx="http://schemas.microsoft.com/office/drawing/2014/chartex" xmlns:cx1="http://schemas.microsoft.com/office/drawing/2015/9/8/chartex" xmlns:cx2="http://schemas.microsoft.com/office/drawing/2015/10/21/chartex" xmlns:cx3="http://schemas.microsoft.com/office/drawing/2016/5/9/chartex" xmlns:cx4="http://schemas.microsoft.com/office/drawing/2016/5/10/chartex" xmlns:cx5="http://schemas.microsoft.com/office/drawing/2016/5/11/chartex" xmlns:cx6="http://schemas.microsoft.com/office/drawing/2016/5/12/chartex" xmlns:cx7="http://schemas.microsoft.com/office/drawing/2016/5/13/chartex" xmlns:cx8="http://schemas.microsoft.com/office/drawing/2016/5/14/chartex" xmlns:mc="http://schemas.openxmlformats.org/markup-compatibility/2006" xmlns:aink="http://schemas.microsoft.com/office/drawing/2016/ink" xmlns:am3d="http://schemas.microsoft.com/office/drawing/2017/model3d" xmlns:o="urn:schemas-microsoft-com:office:office" xmlns:oel="http://schemas.microsoft.com/office/2019/extlst" xmlns:r="http://schemas.openxmlformats.org/officeDocument/2006/relationships" xmlns:m="http://schemas.openxmlformats.org/officeDocument/2006/math" xmlns:v="urn:schemas-microsoft-com:vml" xmlns:wp14="http://schemas.microsoft.com/office/word/2010/wordprocessingDrawing" xmlns:wp="http://schemas.openxmlformats.org/drawingml/2006/wordprocessingDrawing" xmlns:w10="urn:schemas-microsoft-com:office:word" xmlns:w="http://schemas.openxmlformats.org/wordprocessingml/2006/main" xmlns:w14="http://schemas.microsoft.com/office/word/2010/wordml" xmlns:w15="http://schemas.microsoft.com/office/word/2012/wordml" xmlns:w16cex="http://schemas.microsoft.com/office/word/2018/wordml/cex" xmlns:w16cid="http://schemas.microsoft.com/office/word/2016/wordml/cid" xmlns:w16="http://schemas.microsoft.com/office/word/2018/wordml" xmlns:w16du="http://schemas.microsoft.com/office/word/2023/wordml/word16du" xmlns:w16sdtdh="http://schemas.microsoft.com/office/word/2020/wordml/sdtdatahash" xmlns:w16sdtfl="http://schemas.microsoft.com/office/word/2024/wordml/sdtformatlock" xmlns:w16se="http://schemas.microsoft.com/office/word/2015/wordml/symex" xmlns:wpg="http://schemas.microsoft.com/office/word/2010/wordprocessingGroup" xmlns:wpi="http://schemas.microsoft.com/office/word/2010/wordprocessingInk" xmlns:wne="http://schemas.microsoft.com/office/word/2006/wordml" xmlns:wps="http://schemas.microsoft.com/office/word/2010/wordprocessingShape" mc:Ignorable="w14 w15 w16se w16cid w16 w16cex w16sdtdh w16sdtfl w16du wp14">
   <w:p>
     <w:pPr>
       <w:pStyle w:val="Header"/>
@@ -17983,7 +20898,7 @@
 </file>
 
 <file path=word/styles.xml><?xml version="1.0" encoding="utf-8"?>
-<w:styles xmlns:mc="http://schemas.openxmlformats.org/markup-compatibility/2006" xmlns:r="http://schemas.openxmlformats.org/officeDocument/2006/relationships" xmlns:w="http://schemas.openxmlformats.org/wordprocessingml/2006/main" xmlns:w14="http://schemas.microsoft.com/office/word/2010/wordml" xmlns:w15="http://schemas.microsoft.com/office/word/2012/wordml" xmlns:w16cex="http://schemas.microsoft.com/office/word/2018/wordml/cex" xmlns:w16cid="http://schemas.microsoft.com/office/word/2016/wordml/cid" xmlns:w16="http://schemas.microsoft.com/office/word/2018/wordml" xmlns:w16sdtdh="http://schemas.microsoft.com/office/word/2020/wordml/sdtdatahash" xmlns:w16se="http://schemas.microsoft.com/office/word/2015/wordml/symex" mc:Ignorable="w14 w15 w16se w16cid w16 w16cex w16sdtdh">
+<w:styles xmlns:mc="http://schemas.openxmlformats.org/markup-compatibility/2006" xmlns:r="http://schemas.openxmlformats.org/officeDocument/2006/relationships" xmlns:w="http://schemas.openxmlformats.org/wordprocessingml/2006/main" xmlns:w14="http://schemas.microsoft.com/office/word/2010/wordml" xmlns:w15="http://schemas.microsoft.com/office/word/2012/wordml" xmlns:w16cex="http://schemas.microsoft.com/office/word/2018/wordml/cex" xmlns:w16cid="http://schemas.microsoft.com/office/word/2016/wordml/cid" xmlns:w16="http://schemas.microsoft.com/office/word/2018/wordml" xmlns:w16du="http://schemas.microsoft.com/office/word/2023/wordml/word16du" xmlns:w16sdtdh="http://schemas.microsoft.com/office/word/2020/wordml/sdtdatahash" xmlns:w16sdtfl="http://schemas.microsoft.com/office/word/2024/wordml/sdtformatlock" xmlns:w16se="http://schemas.microsoft.com/office/word/2015/wordml/symex" mc:Ignorable="w14 w15 w16se w16cid w16 w16cex w16sdtdh w16sdtfl w16du">
   <w:docDefaults>
     <w:rPrDefault>
       <w:rPr>

--- a/TS Jatai Ghanam Project/TS 2.3/TS 2.3 Ghanam Sanskrit Corrections.docx
+++ b/TS Jatai Ghanam Project/TS 2.3/TS 2.3 Ghanam Sanskrit Corrections.docx
@@ -62,9 +62,8 @@
           <w:szCs w:val="32"/>
           <w:u w:val="single"/>
         </w:rPr>
-        <w:t xml:space="preserve"> Corrections – Observed </w:t>
+        <w:t xml:space="preserve"> Corrections – Observed till </w:t>
       </w:r>
-      <w:proofErr w:type="gramStart"/>
       <w:r>
         <w:rPr>
           <w:b/>
@@ -73,20 +72,8 @@
           <w:szCs w:val="32"/>
           <w:u w:val="single"/>
         </w:rPr>
-        <w:t xml:space="preserve">till </w:t>
+        <w:t>31st July 2026</w:t>
       </w:r>
-      <w:r>
-        <w:rPr>
-          <w:b/>
-          <w:bCs/>
-          <w:sz w:val="32"/>
-          <w:szCs w:val="32"/>
-          <w:highlight w:val="red"/>
-          <w:u w:val="single"/>
-        </w:rPr>
-        <w:t>?????</w:t>
-      </w:r>
-      <w:proofErr w:type="gramEnd"/>
     </w:p>
     <w:p>
       <w:pPr>
@@ -4023,7 +4010,7 @@
           <w:sz w:val="32"/>
           <w:szCs w:val="32"/>
           <w:u w:val="single"/>
-          <w:lang w:val="it-IT"/>
+          <w:lang w:val="en-IN"/>
         </w:rPr>
       </w:pPr>
       <w:r>
@@ -4033,7 +4020,7 @@
           <w:sz w:val="32"/>
           <w:szCs w:val="32"/>
           <w:u w:val="single"/>
-          <w:lang w:val="it-IT"/>
+          <w:lang w:val="en-IN"/>
         </w:rPr>
         <w:t>=============</w:t>
       </w:r>
@@ -4048,7 +4035,7 @@
           <w:sz w:val="32"/>
           <w:szCs w:val="32"/>
           <w:u w:val="single"/>
-          <w:lang w:val="it-IT"/>
+          <w:lang w:val="en-IN"/>
         </w:rPr>
       </w:pPr>
     </w:p>
